--- a/representacao-cffc-apuracao.docx
+++ b/representacao-cffc-apuracao.docx
@@ -371,7 +371,7 @@
         <w:jc w:val="both"/>
       </w:pPr>
       <w:r>
-        <w:t xml:space="preserve">5. O Programa Pé-de-Meia foi instituído pela Lei nº 14.818/2024 (Doc. 6). É operado por meio do Fundo de Incentivo à Permanência no Ensino Médio (Fipem), fundo de natureza privada administrado pela Caixa Econômica Federal. Conforme noticiado, as Leis nº 14.995/2024 e nº 15.076/2024 autorizaram a transferência ao Fipem de recursos do Fgeduc e do FGO (Doc. 7).</w:t>
+        <w:t xml:space="preserve">5. O Programa Pé-de-Meia foi instituído pela Lei nº 14.818/2024 (Doc. 6). É operado por meio do Fundo de Incentivo à Permanência no Ensino Médio (Fipem), fundo de natureza privada administrado pela Caixa Econômica Federal. A Lei nº 14.995/2024 autorizou o Fgeduc a integralizar cotas no Fipem até R$ 6 bilhões, e a Lei nº 15.076/2024 autorizou o FGO a integralizar até R$ 4 bilhões (Doc. 7).</w:t>
       </w:r>
     </w:p>
     <w:p>
@@ -435,7 +435,7 @@
         <w:jc w:val="both"/>
       </w:pPr>
       <w:r>
-        <w:t xml:space="preserve">10. No parecer prévio sobre as Contas do Presidente da República de 2024, o TCU registrou como irregularidade a concessão ou ampliação de benefícios tributários sem observância das exigências legais (Acórdão nº 1.326/2025-TCU-Plenário, TC 008.437/2025-4, sessão de 11/06/2025, Doc. 9 e 10). Das 23 desonerações instituídas por 19 atos normativos, parte não atendeu aos requisitos da Lei de Responsabilidade Fiscal (art. 14), da LDO e da Constituição. O Tribunal alertou o Executivo quanto à elaboração e à sanção de leis dessa natureza. </w:t>
+        <w:t xml:space="preserve">10. No parecer prévio sobre as Contas do Presidente da República de 2024, o TCU registrou como irregularidade a concessão ou ampliação de benefícios tributários sem observância das exigências legais (Acórdão nº 1.326/2025-TCU-Plenário, TC 008.437/2025-4, sessão de 11/06/2025, Doc. 9 e 10). Segundo o Tribunal, o Executivo deixou de atender dispositivos da LDO, entre eles a apresentação de memórias de cálculo detalhadas das estimativas. Conforme noticiado, foram 23 desonerações instituídas por 19 atos normativos, parte delas sem os requisitos da Lei de Responsabilidade Fiscal (art. 14), da LDO e da Constituição. O Tribunal alertou o Executivo quanto à elaboração e à sanção de leis dessa natureza. </w:t>
       </w:r>
       <w:r>
         <w:rPr>
@@ -2054,7 +2054,22 @@
                 <w:sz w:val="18"/>
                 <w:szCs w:val="18"/>
               </w:rPr>
-              <w:t xml:space="preserve">Leis nº 14.995/2024 e nº 15.076/2024</w:t>
+              <w:t xml:space="preserve">Lei nº 14.995, de 10/10/2024</w:t>
+            </w:r>
+          </w:p>
+          <w:p>
+            <w:pPr>
+              <w:spacing w:after="40"/>
+            </w:pPr>
+            <w:r>
+              <w:rPr>
+                <w:rFonts w:ascii="Calibri" w:cs="Calibri" w:eastAsia="Calibri" w:hAnsi="Calibri"/>
+                <w:b w:val="false"/>
+                <w:bCs w:val="false"/>
+                <w:sz w:val="18"/>
+                <w:szCs w:val="18"/>
+              </w:rPr>
+              <w:t xml:space="preserve">Lei nº 15.076, de 26/12/2024</w:t>
             </w:r>
           </w:p>
         </w:tc>
@@ -2086,7 +2101,7 @@
                 <w:sz w:val="18"/>
                 <w:szCs w:val="18"/>
               </w:rPr>
-              <w:t xml:space="preserve">Autorizam transferências do Fgeduc e FGO ao Fipem (conforme noticiado; conferir texto).</w:t>
+              <w:t xml:space="preserve">Autorizam o Fgeduc (até R$ 6 bi) e o FGO (até R$ 4 bi) a integralizar cotas no Fipem.</w:t>
             </w:r>
           </w:p>
         </w:tc>
@@ -2118,7 +2133,7 @@
                 <w:sz w:val="18"/>
                 <w:szCs w:val="18"/>
               </w:rPr>
-              <w:t xml:space="preserve">DOU / Planalto</w:t>
+              <w:t xml:space="preserve">Planalto [L11, L12]</w:t>
             </w:r>
           </w:p>
         </w:tc>
@@ -2222,7 +2237,7 @@
                 <w:sz w:val="18"/>
                 <w:szCs w:val="18"/>
               </w:rPr>
-              <w:t xml:space="preserve">Crédito suplementar de R$ 686 mi ao MEC para o programa.</w:t>
+              <w:t xml:space="preserve">Crédito suplementar de R$ 685,9 mi ao MEC para o programa, alterando a LOA 2025 (Lei 15.121/2025). Aprovação final não confirmada.</w:t>
             </w:r>
           </w:p>
         </w:tc>
@@ -2386,7 +2401,7 @@
                 <w:sz w:val="18"/>
                 <w:szCs w:val="18"/>
               </w:rPr>
-              <w:t xml:space="preserve">Parecer prévio favorável com ressalvas às contas de 2024. Irregularidade: benefícios tributários sem requisitos da LRF, LDO e CF (23 desonerações, 19 atos). Medidas compensatórias em todas.</w:t>
+              <w:t xml:space="preserve">Parecer prévio favorável com ressalvas às contas de 2024. Irregularidade: benefícios tributários sem requisitos da LRF, LDO e CF (23 desonerações e 19 atos, segundo a imprensa). Medidas compensatórias em todas.</w:t>
             </w:r>
           </w:p>
         </w:tc>
@@ -2857,7 +2872,7 @@
         </w:rPr>
         <w:t xml:space="preserve">[L1] </w:t>
       </w:r>
-      <w:hyperlink w:history="1" r:id="rIduomqgedwwdfu8lkmhkcn2">
+      <w:hyperlink w:history="1" r:id="rIdibkhppzzyd9sak80jknrs">
         <w:r>
           <w:rPr>
             <w:rStyle w:val="Hyperlink"/>
@@ -2881,7 +2896,7 @@
         </w:rPr>
         <w:t xml:space="preserve">[L2] </w:t>
       </w:r>
-      <w:hyperlink w:history="1" r:id="rId-zeq2yg6kaslsgqryphqr">
+      <w:hyperlink w:history="1" r:id="rIdwxcvajjxp5vkeyi26bq5p">
         <w:r>
           <w:rPr>
             <w:rStyle w:val="Hyperlink"/>
@@ -2905,7 +2920,7 @@
         </w:rPr>
         <w:t xml:space="preserve">[L3] </w:t>
       </w:r>
-      <w:hyperlink w:history="1" r:id="rIdp8gs9i8z-s5i-ktc0tad2">
+      <w:hyperlink w:history="1" r:id="rId-2epm49javntv_xkzf0vv">
         <w:r>
           <w:rPr>
             <w:rStyle w:val="Hyperlink"/>
@@ -2950,7 +2965,7 @@
         </w:rPr>
         <w:t xml:space="preserve">[L5] </w:t>
       </w:r>
-      <w:hyperlink w:history="1" r:id="rIdglftkbyo3jjkqzltfxaho">
+      <w:hyperlink w:history="1" r:id="rId9jnagvm8ttip2yp0xxsrf">
         <w:r>
           <w:rPr>
             <w:rStyle w:val="Hyperlink"/>
@@ -2974,7 +2989,7 @@
         </w:rPr>
         <w:t xml:space="preserve">[L6] </w:t>
       </w:r>
-      <w:hyperlink w:history="1" r:id="rIdixrk4lqjm3qcydsankh52">
+      <w:hyperlink w:history="1" r:id="rIdvpo5-b4w0gkwvax-u52z9">
         <w:r>
           <w:rPr>
             <w:rStyle w:val="Hyperlink"/>
@@ -2998,7 +3013,7 @@
         </w:rPr>
         <w:t xml:space="preserve">[L7] </w:t>
       </w:r>
-      <w:hyperlink w:history="1" r:id="rIdabmx7wat71po9p_gi6e-d">
+      <w:hyperlink w:history="1" r:id="rIdbb0bp_ssgbw2sknrospyc">
         <w:r>
           <w:rPr>
             <w:rStyle w:val="Hyperlink"/>
@@ -3022,7 +3037,7 @@
         </w:rPr>
         <w:t xml:space="preserve">[L8] </w:t>
       </w:r>
-      <w:hyperlink w:history="1" r:id="rIdnbhgxfgu18x5-hhjvuk_d">
+      <w:hyperlink w:history="1" r:id="rId6wx5wgmbh97kirhqkxrpm">
         <w:r>
           <w:rPr>
             <w:rStyle w:val="Hyperlink"/>
@@ -3046,7 +3061,7 @@
         </w:rPr>
         <w:t xml:space="preserve">[L9] </w:t>
       </w:r>
-      <w:hyperlink w:history="1" r:id="rIdi9tzxocnxnqa60xy8r4rn">
+      <w:hyperlink w:history="1" r:id="rIdwm6tqxxbhaltk0uo5x_ja">
         <w:r>
           <w:rPr>
             <w:rStyle w:val="Hyperlink"/>
@@ -3070,7 +3085,7 @@
         </w:rPr>
         <w:t xml:space="preserve">[L10] </w:t>
       </w:r>
-      <w:hyperlink w:history="1" r:id="rIdav4m_l-vbjwyu_mbvco7u">
+      <w:hyperlink w:history="1" r:id="rIdjib0hx1pzynalnb9utxdp">
         <w:r>
           <w:rPr>
             <w:rStyle w:val="Hyperlink"/>
@@ -3078,6 +3093,54 @@
             <w:szCs w:val="18"/>
           </w:rPr>
           <w:t xml:space="preserve">https://sites.tcu.gov.br/recursos/contas-do-presidente/3%20Ac%C3%B3rd%C3%A3o%201.442_2026-P%20CG2025.pdf</w:t>
+        </w:r>
+      </w:hyperlink>
+    </w:p>
+    <w:p>
+      <w:pPr>
+        <w:spacing w:after="60"/>
+      </w:pPr>
+      <w:r>
+        <w:rPr>
+          <w:b/>
+          <w:bCs/>
+          <w:sz w:val="18"/>
+          <w:szCs w:val="18"/>
+        </w:rPr>
+        <w:t xml:space="preserve">[L11] </w:t>
+      </w:r>
+      <w:hyperlink w:history="1" r:id="rIdfsshenrv9uzg_zu3zfhfk">
+        <w:r>
+          <w:rPr>
+            <w:rStyle w:val="Hyperlink"/>
+            <w:sz w:val="18"/>
+            <w:szCs w:val="18"/>
+          </w:rPr>
+          <w:t xml:space="preserve">https://www.planalto.gov.br/ccivil_03/_ato2023-2026/2024/lei/l14995.htm</w:t>
+        </w:r>
+      </w:hyperlink>
+    </w:p>
+    <w:p>
+      <w:pPr>
+        <w:spacing w:after="60"/>
+      </w:pPr>
+      <w:r>
+        <w:rPr>
+          <w:b/>
+          <w:bCs/>
+          <w:sz w:val="18"/>
+          <w:szCs w:val="18"/>
+        </w:rPr>
+        <w:t xml:space="preserve">[L12] </w:t>
+      </w:r>
+      <w:hyperlink w:history="1" r:id="rIdpx_lzmpyorngg72pyzmto">
+        <w:r>
+          <w:rPr>
+            <w:rStyle w:val="Hyperlink"/>
+            <w:sz w:val="18"/>
+            <w:szCs w:val="18"/>
+          </w:rPr>
+          <w:t xml:space="preserve">https://www.planalto.gov.br/ccivil_03/_ato2023-2026/2024/lei/l15076.htm</w:t>
         </w:r>
       </w:hyperlink>
     </w:p>

--- a/representacao-cffc-apuracao.docx
+++ b/representacao-cffc-apuracao.docx
@@ -84,11 +84,12 @@
               <w:rPr>
                 <w:b/>
                 <w:bCs/>
-              </w:rPr>
-              <w:t xml:space="preserve">Campos em amarelo </w:t>
-            </w:r>
-            <w:r>
-              <w:t xml:space="preserve">devem ser preenchidos ou conferidos. Não é exigida firma reconhecida, mas assine e identifique-se.</w:t>
+                <w:color w:val="C00000"/>
+              </w:rPr>
+              <w:t xml:space="preserve">ANONIMATO: </w:t>
+            </w:r>
+            <w:r>
+              <w:t xml:space="preserve">a identificação foi preenchida como ANÔNIMO. A Constituição garante a qualquer pessoa o direito de representar às comissões (art. 58, § 2º, IV), mas não foi localizada regra da Câmara sobre manifestações anônimas. Em geral, elas são tratadas como simples comunicação, sem acompanhamento nem resposta. Prefira enviar pela Ouvidoria Parlamentar. Se aceitar se identificar, peça sigilo da sua identidade.</w:t>
             </w:r>
           </w:p>
           <w:p>
@@ -105,10 +106,10 @@
                 <w:b/>
                 <w:bCs/>
               </w:rPr>
-              <w:t xml:space="preserve">Provas. </w:t>
-            </w:r>
-            <w:r>
-              <w:t xml:space="preserve">O Anexo I (caderno de provas) lista cada documento com identificador, data, conteúdo e link oficial. Os originais não puderam ser baixados durante a pesquisa. Baixe cada um, imprima ou salve em PDF e junte na ordem dos números (Doc. 2 a Doc. 12).</w:t>
+              <w:t xml:space="preserve">Campos em amarelo </w:t>
+            </w:r>
+            <w:r>
+              <w:t xml:space="preserve">devem ser conferidos no documento oficial antes do envio.</w:t>
             </w:r>
           </w:p>
           <w:p>
@@ -125,10 +126,10 @@
                 <w:b/>
                 <w:bCs/>
               </w:rPr>
-              <w:t xml:space="preserve">Acórdão 2.261/2026 (Doc. 4). </w:t>
-            </w:r>
-            <w:r>
-              <w:t xml:space="preserve">O conteúdo foi descrito a partir de trechos dos registros do TCU. Leia o dispositivo completo (código AC-2261-32/26-P) e ajuste o item 9 se ele disser algo diferente.</w:t>
+              <w:t xml:space="preserve">Provas. </w:t>
+            </w:r>
+            <w:r>
+              <w:t xml:space="preserve">O Anexo I (caderno de provas) lista cada documento com identificador, data, conteúdo e link oficial. Os originais não puderam ser baixados durante a pesquisa. Baixe cada um, imprima ou salve em PDF e junte na ordem dos números (Doc. 2 a Doc. 15).</w:t>
             </w:r>
           </w:p>
           <w:p>
@@ -145,10 +146,10 @@
                 <w:b/>
                 <w:bCs/>
               </w:rPr>
-              <w:t xml:space="preserve">Envio. </w:t>
-            </w:r>
-            <w:r>
-              <w:t xml:space="preserve">A representação pode ser protocolada na Câmara dos Deputados, endereçada à Comissão de Fiscalização Financeira e Controle (CFFC), ou enviada pelo canal de atendimento da própria Comissão ou da Ouvidoria Parlamentar. Confirme o canal vigente no site da Câmara.</w:t>
+              <w:t xml:space="preserve">Acórdão 2.261/2026 (Doc. 4). </w:t>
+            </w:r>
+            <w:r>
+              <w:t xml:space="preserve">O conteúdo foi descrito a partir de trechos dos registros do TCU. Leia o dispositivo completo (código AC-2261-32/26-P) e ajuste o item 9 se ele disser algo diferente.</w:t>
             </w:r>
           </w:p>
           <w:p>
@@ -165,6 +166,26 @@
                 <w:b/>
                 <w:bCs/>
               </w:rPr>
+              <w:t xml:space="preserve">Envio. </w:t>
+            </w:r>
+            <w:r>
+              <w:t xml:space="preserve">A representação pode ser protocolada na Câmara dos Deputados, endereçada à Comissão de Fiscalização Financeira e Controle (CFFC), ou enviada pelo canal de atendimento da própria Comissão ou da Ouvidoria Parlamentar. Confirme o canal vigente no site da Câmara.</w:t>
+            </w:r>
+          </w:p>
+          <w:p>
+            <w:pPr>
+              <w:pStyle w:val="ListParagraph"/>
+              <w:numPr>
+                <w:ilvl w:val="0"/>
+                <w:numId w:val="2"/>
+              </w:numPr>
+              <w:spacing w:after="80"/>
+            </w:pPr>
+            <w:r>
+              <w:rPr>
+                <w:b/>
+                <w:bCs/>
+              </w:rPr>
               <w:t xml:space="preserve">Alcance. </w:t>
             </w:r>
             <w:r>
@@ -199,66 +220,13 @@
       </w:pPr>
       <w:r>
         <w:rPr>
-          <w:shd w:fill="FFF2A8" w:color="auto" w:val="clear"/>
+          <w:b/>
+          <w:bCs/>
         </w:rPr>
-        <w:t xml:space="preserve">[NOME COMPLETO]</w:t>
-      </w:r>
-      <w:r>
-        <w:t xml:space="preserve">, brasileiro(a), </w:t>
-      </w:r>
-      <w:r>
-        <w:rPr>
-          <w:shd w:fill="FFF2A8" w:color="auto" w:val="clear"/>
-        </w:rPr>
-        <w:t xml:space="preserve">[estado civil]</w:t>
-      </w:r>
-      <w:r>
-        <w:t xml:space="preserve">, </w:t>
-      </w:r>
-      <w:r>
-        <w:rPr>
-          <w:shd w:fill="FFF2A8" w:color="auto" w:val="clear"/>
-        </w:rPr>
-        <w:t xml:space="preserve">[profissão]</w:t>
-      </w:r>
-      <w:r>
-        <w:t xml:space="preserve">, portador(a) do RG nº </w:t>
-      </w:r>
-      <w:r>
-        <w:rPr>
-          <w:shd w:fill="FFF2A8" w:color="auto" w:val="clear"/>
-        </w:rPr>
-        <w:t xml:space="preserve">[____]</w:t>
-      </w:r>
-      <w:r>
-        <w:t xml:space="preserve">, inscrito(a) no CPF sob o nº </w:t>
-      </w:r>
-      <w:r>
-        <w:rPr>
-          <w:shd w:fill="FFF2A8" w:color="auto" w:val="clear"/>
-        </w:rPr>
-        <w:t xml:space="preserve">[____]</w:t>
-      </w:r>
-      <w:r>
-        <w:t xml:space="preserve">, residente e domiciliado(a) em </w:t>
-      </w:r>
-      <w:r>
-        <w:rPr>
-          <w:shd w:fill="FFF2A8" w:color="auto" w:val="clear"/>
-        </w:rPr>
-        <w:t xml:space="preserve">[endereço completo, CEP]</w:t>
-      </w:r>
-      <w:r>
-        <w:t xml:space="preserve">, endereço eletrônico </w:t>
-      </w:r>
-      <w:r>
-        <w:rPr>
-          <w:shd w:fill="FFF2A8" w:color="auto" w:val="clear"/>
-        </w:rPr>
-        <w:t xml:space="preserve">[e-mail]</w:t>
-      </w:r>
-      <w:r>
-        <w:t xml:space="preserve">, vem respeitosamente, com fundamento no art. 58, § 2º, IV, e nos arts. 70 e 71 da Constituição Federal, e nas disposições do Regimento Interno da Câmara dos Deputados sobre petições, representações e fiscalização e controle, apresentar</w:t>
+        <w:t xml:space="preserve">ANÔNIMO</w:t>
+      </w:r>
+      <w:r>
+        <w:t xml:space="preserve"> (representante que optou por não se identificar), vem respeitosamente, com fundamento no art. 58, § 2º, IV, e nos arts. 70 e 71 da Constituição Federal, e nas disposições do Regimento Interno da Câmara dos Deputados sobre petições, representações e fiscalização e controle, apresentar</w:t>
       </w:r>
     </w:p>
     <w:p>
@@ -401,7 +369,7 @@
         <w:jc w:val="both"/>
       </w:pPr>
       <w:r>
-        <w:t xml:space="preserve">8. O Poder Executivo enviou ao Congresso o PLN nº 5/2025, com crédito suplementar de R$ 686 milhões para o programa (Doc. 8).</w:t>
+        <w:t xml:space="preserve">8. O Poder Executivo enviou ao Congresso o PLN nº 5/2025 (Mensagem nº 778, de 24/06/2025), com crédito suplementar de R$ 685,9 milhões para o programa, e depois solicitou a sua retirada de tramitação (Mensagem nº 1.712/2025) (Doc. 8 e 14). A Lei Orçamentária de 2026 sancionada reservou R$ 11,47 bilhões ao programa (Doc. 15).</w:t>
       </w:r>
     </w:p>
     <w:p>
@@ -411,7 +379,7 @@
         <w:jc w:val="both"/>
       </w:pPr>
       <w:r>
-        <w:t xml:space="preserve">9. Em 25/08/2026, em sessão extraordinária, o Plenário do TCU proferiu por unanimidade o Acórdão nº 2.261/2026-TCU-Plenário (Ata nº 32/2026, código AC-2261-32/26-P, Doc. 4). O processo é uma representação do Ministério Público junto ao TCU, com relatoria do Ministro Augusto Nardes e revisão do Ministro Odair Cunha. Segundo os registros de pesquisa do TCU, o sumário aponta indícios de descumprimento de princípios e normas constitucionais e legais de finanças públicas no arranjo orçamentário e financeiro do programa. O dispositivo, ainda assim, autoriza excepcionalmente a sua execução temporária. </w:t>
+        <w:t xml:space="preserve">9. Em 25/08/2026, em sessão extraordinária, o Plenário do TCU proferiu por unanimidade o Acórdão nº 2.261/2026-TCU-Plenário (Ata nº 32/2026, código AC-2261-32/26-P, Doc. 4). O processo é uma representação do Ministério Público junto ao TCU, com relatoria do Ministro Augusto Nardes e revisão do Ministro Odair Cunha. Segundo os registros de pesquisa do TCU, o sumário aponta indícios de descumprimento de princípios e normas constitucionais e legais de finanças públicas no arranjo orçamentário e financeiro do programa. O dispositivo, ainda assim, autoriza excepcionalmente a sua execução temporária. Segundo a imprensa, na mesma sessão o relator acolheu proposta do revisor para juntar o processo ao TC 025.632/2024-8, auditoria operacional sobre gastos fora do Orçamento (relator Min. Bruno Dantas), e não houve decisão definitiva de mérito. Nessa auditoria, o Acórdão nº 1.372/2026-TCU-Plenário (27/05/2026, Doc. 13) já havia determinado medidas de transparência aos gestores de fundos e a apresentação de relatório em 180 dias. </w:t>
       </w:r>
       <w:r>
         <w:rPr>
@@ -435,7 +403,7 @@
         <w:jc w:val="both"/>
       </w:pPr>
       <w:r>
-        <w:t xml:space="preserve">10. No parecer prévio sobre as Contas do Presidente da República de 2024, o TCU registrou como irregularidade a concessão ou ampliação de benefícios tributários sem observância das exigências legais (Acórdão nº 1.326/2025-TCU-Plenário, TC 008.437/2025-4, sessão de 11/06/2025, Doc. 9 e 10). Segundo o Tribunal, o Executivo deixou de atender dispositivos da LDO, entre eles a apresentação de memórias de cálculo detalhadas das estimativas. Conforme noticiado, foram 23 desonerações instituídas por 19 atos normativos, parte delas sem os requisitos da Lei de Responsabilidade Fiscal (art. 14), da LDO e da Constituição. O Tribunal alertou o Executivo quanto à elaboração e à sanção de leis dessa natureza. </w:t>
+        <w:t xml:space="preserve">10. No parecer prévio sobre as Contas do Presidente da República de 2024, o TCU registrou como irregularidade a concessão ou ampliação de benefícios tributários sem observância das exigências legais (Acórdão nº 1.326/2025-TCU-Plenário, TC 008.437/2025-4, sessão de 11/06/2025, Doc. 9 e 10). Segundo o Tribunal, o Executivo deixou de atender dispositivos da LDO, entre eles a apresentação de memórias de cálculo detalhadas das estimativas. Conforme noticiado, foram 23 desonerações instituídas por 19 atos normativos, parte delas sem os requisitos da Lei de Responsabilidade Fiscal (art. 14), da LDO e da Constituição. Segundo a imprensa, o TCU identificou nove leis nessa situação, entre elas as relativas ao Perse e ao setor de semicondutores. O Tribunal alertou o Executivo quanto à elaboração e à sanção de leis dessa natureza. </w:t>
       </w:r>
       <w:r>
         <w:rPr>
@@ -495,7 +463,7 @@
         <w:jc w:val="both"/>
       </w:pPr>
       <w:r>
-        <w:t xml:space="preserve">O prazo de 120 dias do Acórdão nº 297/2025 foi cumprido? Qual o resultado da tramitação do PLN nº 5/2025?</w:t>
+        <w:t xml:space="preserve">O prazo de 120 dias do Acórdão nº 297/2025 foi cumprido? Por que o PLN nº 5/2025 foi retirado de tramitação e qual instrumento o substituiu?</w:t>
       </w:r>
     </w:p>
     <w:p>
@@ -619,7 +587,7 @@
         <w:jc w:val="both"/>
       </w:pPr>
       <w:r>
-        <w:t xml:space="preserve">O TCU recomendou, por unanimidade, a aprovação com ressalvas das contas presidenciais de 2023 (TC 010.005/2024-2), 2024 (Acórdão nº 1.326/2025) e 2025 (Acórdão nº 1.442/2026), sem recomendar a rejeição de nenhuma (Doc. 11).</w:t>
+        <w:t xml:space="preserve">O TCU recomendou, por unanimidade, a aprovação com ressalvas das contas presidenciais de 2023 (TC 010.005/2024-2; Aviso nº 468-GP/TCU/2024), 2024 (Acórdão nº 1.326/2025) e 2025 (Acórdão nº 1.442/2026), sem recomendar a rejeição de nenhuma (Doc. 11).</w:t>
       </w:r>
     </w:p>
     <w:p>
@@ -647,7 +615,7 @@
         <w:jc w:val="both"/>
       </w:pPr>
       <w:r>
-        <w:t xml:space="preserve">Para 2026, conforme noticiado, o programa foi incluído na proposta orçamentária (cerca de R$ 12 bilhões, reduzidos para cerca de R$ 11,4 bilhões no Congresso), o que indica movimento de regularização.</w:t>
+        <w:t xml:space="preserve">Para 2026, a Lei Orçamentária sancionada reservou R$ 11,47 bilhões ao programa, segundo a Agência Câmara, o que indica movimento de regularização. No Acórdão nº 2.261/2026, segundo a imprensa, o TCU não proferiu decisão definitiva de mérito.</w:t>
       </w:r>
     </w:p>
     <w:p>
@@ -781,7 +749,7 @@
         <w:jc w:val="both"/>
       </w:pPr>
       <w:r>
-        <w:t xml:space="preserve">que se solicite ao TCU cópia integral dos processos TC 024.312/2024-0 e TC 008.437/2025-4 e informações sobre o cumprimento dos Acórdãos nº 297/2025 e nº 2.261/2026 (CF, art. 71, VII), e, se necessário, auditoria específica (art. 71, IV);</w:t>
+        <w:t xml:space="preserve">que se solicite ao TCU cópia integral dos processos TC 024.312/2024-0 e TC 008.437/2025-4 e informações sobre o cumprimento dos Acórdãos nº 297/2025 e nº 2.261/2026 e sobre a auditoria TC 025.632/2024-8 (CF, art. 71, VII), e, se necessário, auditoria específica (art. 71, IV);</w:t>
       </w:r>
     </w:p>
     <w:p>
@@ -858,7 +826,7 @@
         <w:jc w:val="both"/>
       </w:pPr>
       <w:r>
-        <w:t xml:space="preserve">Os documentos estão descritos no Anexo I (caderno de provas), numerados de Doc. 1 a Doc. 12.</w:t>
+        <w:t xml:space="preserve">Os documentos estão descritos no Anexo I (caderno de provas), numerados de Doc. 1 a Doc. 15.</w:t>
       </w:r>
     </w:p>
     <w:p>
@@ -909,7 +877,11 @@
         <w:jc w:val="center"/>
       </w:pPr>
       <w:r>
-        <w:t xml:space="preserve">_____________________________________________</w:t>
+        <w:rPr>
+          <w:b/>
+          <w:bCs/>
+        </w:rPr>
+        <w:t xml:space="preserve">ANÔNIMO</w:t>
       </w:r>
     </w:p>
     <w:p>
@@ -919,9 +891,10 @@
       </w:pPr>
       <w:r>
         <w:rPr>
-          <w:shd w:fill="FFF2A8" w:color="auto" w:val="clear"/>
+          <w:i/>
+          <w:iCs/>
         </w:rPr>
-        <w:t xml:space="preserve">[NOME COMPLETO DO REPRESENTANTE]</w:t>
+        <w:t xml:space="preserve">(representante não identificado)</w:t>
       </w:r>
     </w:p>
     <w:p>
@@ -1169,7 +1142,7 @@
                 <w:sz w:val="18"/>
                 <w:szCs w:val="18"/>
               </w:rPr>
-              <w:t xml:space="preserve">Documento de identidade do representante (RG/CPF)</w:t>
+              <w:t xml:space="preserve">Identificação do representante</w:t>
             </w:r>
           </w:p>
         </w:tc>
@@ -1201,7 +1174,7 @@
                 <w:sz w:val="18"/>
                 <w:szCs w:val="18"/>
               </w:rPr>
-              <w:t xml:space="preserve">Identificação do representante</w:t>
+              <w:t xml:space="preserve">Não apresentada: representação anônima</w:t>
             </w:r>
           </w:p>
         </w:tc>
@@ -1233,7 +1206,7 @@
                 <w:sz w:val="18"/>
                 <w:szCs w:val="18"/>
               </w:rPr>
-              <w:t xml:space="preserve">Cópia própria</w:t>
+              <w:t xml:space="preserve">—</w:t>
             </w:r>
           </w:p>
         </w:tc>
@@ -1682,7 +1655,7 @@
                 <w:sz w:val="18"/>
                 <w:szCs w:val="18"/>
               </w:rPr>
-              <w:t xml:space="preserve">Unânime. Representação do MPTCU; rel. Nardes, rev. Odair Cunha. Sumário: indícios de descumprimento de normas constitucionais e legais de finanças públicas; execução temporária autorizada. Inteiro teor a conferir.</w:t>
+              <w:t xml:space="preserve">Unânime. Representação do MPTCU; rel. Nardes, rev. Odair Cunha. Sumário: indícios de descumprimento de normas constitucionais e legais de finanças públicas; execução temporária autorizada. Segundo a imprensa, processo juntado ao TC 025.632/2024-8, sem decisão definitiva de mérito. Inteiro teor a conferir.</w:t>
             </w:r>
           </w:p>
         </w:tc>
@@ -2237,7 +2210,7 @@
                 <w:sz w:val="18"/>
                 <w:szCs w:val="18"/>
               </w:rPr>
-              <w:t xml:space="preserve">Crédito suplementar de R$ 685,9 mi ao MEC para o programa, alterando a LOA 2025 (Lei 15.121/2025). Aprovação final não confirmada.</w:t>
+              <w:t xml:space="preserve">Crédito suplementar de R$ 685,9 mi ao MEC para o programa, alterando a LOA 2025 (Lei 15.121/2025). Enviado pela Mensagem nº 778/2025 e retirado de tramitação a pedido do Executivo (Mensagem nº 1.712/2025).</w:t>
             </w:r>
           </w:p>
         </w:tc>
@@ -2639,7 +2612,7 @@
                 <w:sz w:val="18"/>
                 <w:szCs w:val="18"/>
               </w:rPr>
-              <w:t xml:space="preserve">Contas de 2023 (TC 010.005/2024-2) e Acórdão nº 1.442/2026-TCU-Plenário (contas de 2025, TC 005.405/2026-2)</w:t>
+              <w:t xml:space="preserve">Contas de 2023 (TC 010.005/2024-2; Aviso nº 468-GP/TCU/2024) e Acórdão nº 1.442/2026-TCU-Plenário (contas de 2025, TC 005.405/2026-2)</w:t>
             </w:r>
           </w:p>
         </w:tc>
@@ -2841,6 +2814,439 @@
                 <w:szCs w:val="18"/>
               </w:rPr>
               <w:t xml:space="preserve">Câmara, CFFC [L3]</w:t>
+            </w:r>
+          </w:p>
+        </w:tc>
+      </w:tr>
+      <w:tr>
+        <w:trPr>
+          <w:cantSplit/>
+        </w:trPr>
+        <w:tc>
+          <w:tcPr>
+            <w:tcW w:type="dxa" w:w="600"/>
+            <w:tcBorders>
+              <w:top w:val="single" w:color="BFBFBF" w:sz="4"/>
+              <w:left w:val="single" w:color="BFBFBF" w:sz="4"/>
+              <w:bottom w:val="single" w:color="BFBFBF" w:sz="4"/>
+              <w:right w:val="single" w:color="BFBFBF" w:sz="4"/>
+            </w:tcBorders>
+            <w:tcMar>
+              <w:top w:type="dxa" w:w="60"/>
+              <w:left w:type="dxa" w:w="90"/>
+              <w:bottom w:type="dxa" w:w="60"/>
+              <w:right w:type="dxa" w:w="90"/>
+            </w:tcMar>
+          </w:tcPr>
+          <w:p>
+            <w:pPr>
+              <w:spacing w:after="40"/>
+            </w:pPr>
+            <w:r>
+              <w:rPr>
+                <w:rFonts w:ascii="Calibri" w:cs="Calibri" w:eastAsia="Calibri" w:hAnsi="Calibri"/>
+                <w:b w:val="false"/>
+                <w:bCs w:val="false"/>
+                <w:sz w:val="18"/>
+                <w:szCs w:val="18"/>
+              </w:rPr>
+              <w:t xml:space="preserve">13</w:t>
+            </w:r>
+          </w:p>
+        </w:tc>
+        <w:tc>
+          <w:tcPr>
+            <w:tcW w:type="dxa" w:w="2700"/>
+            <w:tcBorders>
+              <w:top w:val="single" w:color="BFBFBF" w:sz="4"/>
+              <w:left w:val="single" w:color="BFBFBF" w:sz="4"/>
+              <w:bottom w:val="single" w:color="BFBFBF" w:sz="4"/>
+              <w:right w:val="single" w:color="BFBFBF" w:sz="4"/>
+            </w:tcBorders>
+            <w:tcMar>
+              <w:top w:type="dxa" w:w="60"/>
+              <w:left w:type="dxa" w:w="90"/>
+              <w:bottom w:type="dxa" w:w="60"/>
+              <w:right w:type="dxa" w:w="90"/>
+            </w:tcMar>
+          </w:tcPr>
+          <w:p>
+            <w:pPr>
+              <w:spacing w:after="40"/>
+            </w:pPr>
+            <w:r>
+              <w:rPr>
+                <w:rFonts w:ascii="Calibri" w:cs="Calibri" w:eastAsia="Calibri" w:hAnsi="Calibri"/>
+                <w:b w:val="false"/>
+                <w:bCs w:val="false"/>
+                <w:sz w:val="18"/>
+                <w:szCs w:val="18"/>
+              </w:rPr>
+              <w:t xml:space="preserve">Acórdão nº 1.372/2026-TCU-Plenário</w:t>
+            </w:r>
+          </w:p>
+          <w:p>
+            <w:pPr>
+              <w:spacing w:after="40"/>
+            </w:pPr>
+            <w:r>
+              <w:rPr>
+                <w:rFonts w:ascii="Calibri" w:cs="Calibri" w:eastAsia="Calibri" w:hAnsi="Calibri"/>
+                <w:b w:val="false"/>
+                <w:bCs w:val="false"/>
+                <w:sz w:val="18"/>
+                <w:szCs w:val="18"/>
+              </w:rPr>
+              <w:t xml:space="preserve">TC 025.632/2024-8 · 27/05/2026</w:t>
+            </w:r>
+          </w:p>
+          <w:p>
+            <w:pPr>
+              <w:spacing w:after="40"/>
+            </w:pPr>
+            <w:r>
+              <w:rPr>
+                <w:rFonts w:ascii="Calibri" w:cs="Calibri" w:eastAsia="Calibri" w:hAnsi="Calibri"/>
+                <w:b w:val="false"/>
+                <w:bCs w:val="false"/>
+                <w:sz w:val="18"/>
+                <w:szCs w:val="18"/>
+              </w:rPr>
+              <w:t xml:space="preserve">Rel. Min. Bruno Dantas</w:t>
+            </w:r>
+          </w:p>
+        </w:tc>
+        <w:tc>
+          <w:tcPr>
+            <w:tcW w:type="dxa" w:w="3726"/>
+            <w:tcBorders>
+              <w:top w:val="single" w:color="BFBFBF" w:sz="4"/>
+              <w:left w:val="single" w:color="BFBFBF" w:sz="4"/>
+              <w:bottom w:val="single" w:color="BFBFBF" w:sz="4"/>
+              <w:right w:val="single" w:color="BFBFBF" w:sz="4"/>
+            </w:tcBorders>
+            <w:tcMar>
+              <w:top w:type="dxa" w:w="60"/>
+              <w:left w:type="dxa" w:w="90"/>
+              <w:bottom w:type="dxa" w:w="60"/>
+              <w:right w:type="dxa" w:w="90"/>
+            </w:tcMar>
+          </w:tcPr>
+          <w:p>
+            <w:pPr>
+              <w:spacing w:after="40"/>
+            </w:pPr>
+            <w:r>
+              <w:rPr>
+                <w:rFonts w:ascii="Calibri" w:cs="Calibri" w:eastAsia="Calibri" w:hAnsi="Calibri"/>
+                <w:b w:val="false"/>
+                <w:bCs w:val="false"/>
+                <w:sz w:val="18"/>
+                <w:szCs w:val="18"/>
+              </w:rPr>
+              <w:t xml:space="preserve">Auditoria sobre gastos fora do Orçamento: determinações de transparência aos gestores de 16 fundos e relatório em 180 dias. O Pé-de-Meia é citado como exemplo de uso de fundo privado.</w:t>
+            </w:r>
+          </w:p>
+        </w:tc>
+        <w:tc>
+          <w:tcPr>
+            <w:tcW w:type="dxa" w:w="2000"/>
+            <w:tcBorders>
+              <w:top w:val="single" w:color="BFBFBF" w:sz="4"/>
+              <w:left w:val="single" w:color="BFBFBF" w:sz="4"/>
+              <w:bottom w:val="single" w:color="BFBFBF" w:sz="4"/>
+              <w:right w:val="single" w:color="BFBFBF" w:sz="4"/>
+            </w:tcBorders>
+            <w:tcMar>
+              <w:top w:type="dxa" w:w="60"/>
+              <w:left w:type="dxa" w:w="90"/>
+              <w:bottom w:type="dxa" w:w="60"/>
+              <w:right w:type="dxa" w:w="90"/>
+            </w:tcMar>
+          </w:tcPr>
+          <w:p>
+            <w:pPr>
+              <w:spacing w:after="40"/>
+            </w:pPr>
+            <w:r>
+              <w:rPr>
+                <w:rFonts w:ascii="Calibri" w:cs="Calibri" w:eastAsia="Calibri" w:hAnsi="Calibri"/>
+                <w:b w:val="false"/>
+                <w:bCs w:val="false"/>
+                <w:sz w:val="18"/>
+                <w:szCs w:val="18"/>
+              </w:rPr>
+              <w:t xml:space="preserve">TCU [L13]</w:t>
+            </w:r>
+          </w:p>
+        </w:tc>
+      </w:tr>
+      <w:tr>
+        <w:trPr>
+          <w:cantSplit/>
+        </w:trPr>
+        <w:tc>
+          <w:tcPr>
+            <w:tcW w:type="dxa" w:w="600"/>
+            <w:tcBorders>
+              <w:top w:val="single" w:color="BFBFBF" w:sz="4"/>
+              <w:left w:val="single" w:color="BFBFBF" w:sz="4"/>
+              <w:bottom w:val="single" w:color="BFBFBF" w:sz="4"/>
+              <w:right w:val="single" w:color="BFBFBF" w:sz="4"/>
+            </w:tcBorders>
+            <w:shd w:fill="F2F5FA" w:color="auto" w:val="clear"/>
+            <w:tcMar>
+              <w:top w:type="dxa" w:w="60"/>
+              <w:left w:type="dxa" w:w="90"/>
+              <w:bottom w:type="dxa" w:w="60"/>
+              <w:right w:type="dxa" w:w="90"/>
+            </w:tcMar>
+          </w:tcPr>
+          <w:p>
+            <w:pPr>
+              <w:spacing w:after="40"/>
+            </w:pPr>
+            <w:r>
+              <w:rPr>
+                <w:rFonts w:ascii="Calibri" w:cs="Calibri" w:eastAsia="Calibri" w:hAnsi="Calibri"/>
+                <w:b w:val="false"/>
+                <w:bCs w:val="false"/>
+                <w:sz w:val="18"/>
+                <w:szCs w:val="18"/>
+              </w:rPr>
+              <w:t xml:space="preserve">14</w:t>
+            </w:r>
+          </w:p>
+        </w:tc>
+        <w:tc>
+          <w:tcPr>
+            <w:tcW w:type="dxa" w:w="2700"/>
+            <w:tcBorders>
+              <w:top w:val="single" w:color="BFBFBF" w:sz="4"/>
+              <w:left w:val="single" w:color="BFBFBF" w:sz="4"/>
+              <w:bottom w:val="single" w:color="BFBFBF" w:sz="4"/>
+              <w:right w:val="single" w:color="BFBFBF" w:sz="4"/>
+            </w:tcBorders>
+            <w:shd w:fill="F2F5FA" w:color="auto" w:val="clear"/>
+            <w:tcMar>
+              <w:top w:type="dxa" w:w="60"/>
+              <w:left w:type="dxa" w:w="90"/>
+              <w:bottom w:type="dxa" w:w="60"/>
+              <w:right w:type="dxa" w:w="90"/>
+            </w:tcMar>
+          </w:tcPr>
+          <w:p>
+            <w:pPr>
+              <w:spacing w:after="40"/>
+            </w:pPr>
+            <w:r>
+              <w:rPr>
+                <w:rFonts w:ascii="Calibri" w:cs="Calibri" w:eastAsia="Calibri" w:hAnsi="Calibri"/>
+                <w:b w:val="false"/>
+                <w:bCs w:val="false"/>
+                <w:sz w:val="18"/>
+                <w:szCs w:val="18"/>
+              </w:rPr>
+              <w:t xml:space="preserve">Mensagens nº 778/2025 e nº 1.712/2025 da Presidência da República</w:t>
+            </w:r>
+          </w:p>
+        </w:tc>
+        <w:tc>
+          <w:tcPr>
+            <w:tcW w:type="dxa" w:w="3726"/>
+            <w:tcBorders>
+              <w:top w:val="single" w:color="BFBFBF" w:sz="4"/>
+              <w:left w:val="single" w:color="BFBFBF" w:sz="4"/>
+              <w:bottom w:val="single" w:color="BFBFBF" w:sz="4"/>
+              <w:right w:val="single" w:color="BFBFBF" w:sz="4"/>
+            </w:tcBorders>
+            <w:shd w:fill="F2F5FA" w:color="auto" w:val="clear"/>
+            <w:tcMar>
+              <w:top w:type="dxa" w:w="60"/>
+              <w:left w:type="dxa" w:w="90"/>
+              <w:bottom w:type="dxa" w:w="60"/>
+              <w:right w:type="dxa" w:w="90"/>
+            </w:tcMar>
+          </w:tcPr>
+          <w:p>
+            <w:pPr>
+              <w:spacing w:after="40"/>
+            </w:pPr>
+            <w:r>
+              <w:rPr>
+                <w:rFonts w:ascii="Calibri" w:cs="Calibri" w:eastAsia="Calibri" w:hAnsi="Calibri"/>
+                <w:b w:val="false"/>
+                <w:bCs w:val="false"/>
+                <w:sz w:val="18"/>
+                <w:szCs w:val="18"/>
+              </w:rPr>
+              <w:t xml:space="preserve">Envio do PLN 5/2025 ao Congresso (24/06/2025) e pedido de retirada de tramitação.</w:t>
+            </w:r>
+          </w:p>
+        </w:tc>
+        <w:tc>
+          <w:tcPr>
+            <w:tcW w:type="dxa" w:w="2000"/>
+            <w:tcBorders>
+              <w:top w:val="single" w:color="BFBFBF" w:sz="4"/>
+              <w:left w:val="single" w:color="BFBFBF" w:sz="4"/>
+              <w:bottom w:val="single" w:color="BFBFBF" w:sz="4"/>
+              <w:right w:val="single" w:color="BFBFBF" w:sz="4"/>
+            </w:tcBorders>
+            <w:shd w:fill="F2F5FA" w:color="auto" w:val="clear"/>
+            <w:tcMar>
+              <w:top w:type="dxa" w:w="60"/>
+              <w:left w:type="dxa" w:w="90"/>
+              <w:bottom w:type="dxa" w:w="60"/>
+              <w:right w:type="dxa" w:w="90"/>
+            </w:tcMar>
+          </w:tcPr>
+          <w:p>
+            <w:pPr>
+              <w:spacing w:after="40"/>
+            </w:pPr>
+            <w:r>
+              <w:rPr>
+                <w:rFonts w:ascii="Calibri" w:cs="Calibri" w:eastAsia="Calibri" w:hAnsi="Calibri"/>
+                <w:b w:val="false"/>
+                <w:bCs w:val="false"/>
+                <w:sz w:val="18"/>
+                <w:szCs w:val="18"/>
+              </w:rPr>
+              <w:t xml:space="preserve">Planalto [L14, L15]</w:t>
+            </w:r>
+          </w:p>
+        </w:tc>
+      </w:tr>
+      <w:tr>
+        <w:trPr>
+          <w:cantSplit/>
+        </w:trPr>
+        <w:tc>
+          <w:tcPr>
+            <w:tcW w:type="dxa" w:w="600"/>
+            <w:tcBorders>
+              <w:top w:val="single" w:color="BFBFBF" w:sz="4"/>
+              <w:left w:val="single" w:color="BFBFBF" w:sz="4"/>
+              <w:bottom w:val="single" w:color="BFBFBF" w:sz="4"/>
+              <w:right w:val="single" w:color="BFBFBF" w:sz="4"/>
+            </w:tcBorders>
+            <w:tcMar>
+              <w:top w:type="dxa" w:w="60"/>
+              <w:left w:type="dxa" w:w="90"/>
+              <w:bottom w:type="dxa" w:w="60"/>
+              <w:right w:type="dxa" w:w="90"/>
+            </w:tcMar>
+          </w:tcPr>
+          <w:p>
+            <w:pPr>
+              <w:spacing w:after="40"/>
+            </w:pPr>
+            <w:r>
+              <w:rPr>
+                <w:rFonts w:ascii="Calibri" w:cs="Calibri" w:eastAsia="Calibri" w:hAnsi="Calibri"/>
+                <w:b w:val="false"/>
+                <w:bCs w:val="false"/>
+                <w:sz w:val="18"/>
+                <w:szCs w:val="18"/>
+              </w:rPr>
+              <w:t xml:space="preserve">15</w:t>
+            </w:r>
+          </w:p>
+        </w:tc>
+        <w:tc>
+          <w:tcPr>
+            <w:tcW w:type="dxa" w:w="2700"/>
+            <w:tcBorders>
+              <w:top w:val="single" w:color="BFBFBF" w:sz="4"/>
+              <w:left w:val="single" w:color="BFBFBF" w:sz="4"/>
+              <w:bottom w:val="single" w:color="BFBFBF" w:sz="4"/>
+              <w:right w:val="single" w:color="BFBFBF" w:sz="4"/>
+            </w:tcBorders>
+            <w:tcMar>
+              <w:top w:type="dxa" w:w="60"/>
+              <w:left w:type="dxa" w:w="90"/>
+              <w:bottom w:type="dxa" w:w="60"/>
+              <w:right w:type="dxa" w:w="90"/>
+            </w:tcMar>
+          </w:tcPr>
+          <w:p>
+            <w:pPr>
+              <w:spacing w:after="40"/>
+            </w:pPr>
+            <w:r>
+              <w:rPr>
+                <w:rFonts w:ascii="Calibri" w:cs="Calibri" w:eastAsia="Calibri" w:hAnsi="Calibri"/>
+                <w:b w:val="false"/>
+                <w:bCs w:val="false"/>
+                <w:sz w:val="18"/>
+                <w:szCs w:val="18"/>
+              </w:rPr>
+              <w:t xml:space="preserve">Lei Orçamentária de 2026 (notícia da Agência Câmara)</w:t>
+            </w:r>
+          </w:p>
+        </w:tc>
+        <w:tc>
+          <w:tcPr>
+            <w:tcW w:type="dxa" w:w="3726"/>
+            <w:tcBorders>
+              <w:top w:val="single" w:color="BFBFBF" w:sz="4"/>
+              <w:left w:val="single" w:color="BFBFBF" w:sz="4"/>
+              <w:bottom w:val="single" w:color="BFBFBF" w:sz="4"/>
+              <w:right w:val="single" w:color="BFBFBF" w:sz="4"/>
+            </w:tcBorders>
+            <w:tcMar>
+              <w:top w:type="dxa" w:w="60"/>
+              <w:left w:type="dxa" w:w="90"/>
+              <w:bottom w:type="dxa" w:w="60"/>
+              <w:right w:type="dxa" w:w="90"/>
+            </w:tcMar>
+          </w:tcPr>
+          <w:p>
+            <w:pPr>
+              <w:spacing w:after="40"/>
+            </w:pPr>
+            <w:r>
+              <w:rPr>
+                <w:rFonts w:ascii="Calibri" w:cs="Calibri" w:eastAsia="Calibri" w:hAnsi="Calibri"/>
+                <w:b w:val="false"/>
+                <w:bCs w:val="false"/>
+                <w:sz w:val="18"/>
+                <w:szCs w:val="18"/>
+              </w:rPr>
+              <w:t xml:space="preserve">Dotação de R$ 11,47 bi para o Pé-de-Meia no Orçamento de 2026 sancionado.</w:t>
+            </w:r>
+          </w:p>
+        </w:tc>
+        <w:tc>
+          <w:tcPr>
+            <w:tcW w:type="dxa" w:w="2000"/>
+            <w:tcBorders>
+              <w:top w:val="single" w:color="BFBFBF" w:sz="4"/>
+              <w:left w:val="single" w:color="BFBFBF" w:sz="4"/>
+              <w:bottom w:val="single" w:color="BFBFBF" w:sz="4"/>
+              <w:right w:val="single" w:color="BFBFBF" w:sz="4"/>
+            </w:tcBorders>
+            <w:tcMar>
+              <w:top w:type="dxa" w:w="60"/>
+              <w:left w:type="dxa" w:w="90"/>
+              <w:bottom w:type="dxa" w:w="60"/>
+              <w:right w:type="dxa" w:w="90"/>
+            </w:tcMar>
+          </w:tcPr>
+          <w:p>
+            <w:pPr>
+              <w:spacing w:after="40"/>
+            </w:pPr>
+            <w:r>
+              <w:rPr>
+                <w:rFonts w:ascii="Calibri" w:cs="Calibri" w:eastAsia="Calibri" w:hAnsi="Calibri"/>
+                <w:b w:val="false"/>
+                <w:bCs w:val="false"/>
+                <w:sz w:val="18"/>
+                <w:szCs w:val="18"/>
+              </w:rPr>
+              <w:t xml:space="preserve">Agência Câmara [L16]</w:t>
             </w:r>
           </w:p>
         </w:tc>
@@ -2872,7 +3278,7 @@
         </w:rPr>
         <w:t xml:space="preserve">[L1] </w:t>
       </w:r>
-      <w:hyperlink w:history="1" r:id="rIdibkhppzzyd9sak80jknrs">
+      <w:hyperlink w:history="1" r:id="rIdk5lw-fs0vacsi_wwb900k">
         <w:r>
           <w:rPr>
             <w:rStyle w:val="Hyperlink"/>
@@ -2896,7 +3302,7 @@
         </w:rPr>
         <w:t xml:space="preserve">[L2] </w:t>
       </w:r>
-      <w:hyperlink w:history="1" r:id="rIdwxcvajjxp5vkeyi26bq5p">
+      <w:hyperlink w:history="1" r:id="rIdhs9xzucpi6cfu1erevq25">
         <w:r>
           <w:rPr>
             <w:rStyle w:val="Hyperlink"/>
@@ -2920,7 +3326,7 @@
         </w:rPr>
         <w:t xml:space="preserve">[L3] </w:t>
       </w:r>
-      <w:hyperlink w:history="1" r:id="rId-2epm49javntv_xkzf0vv">
+      <w:hyperlink w:history="1" r:id="rIdmd5opnyh5jztw0yts5rmk">
         <w:r>
           <w:rPr>
             <w:rStyle w:val="Hyperlink"/>
@@ -2965,7 +3371,7 @@
         </w:rPr>
         <w:t xml:space="preserve">[L5] </w:t>
       </w:r>
-      <w:hyperlink w:history="1" r:id="rId9jnagvm8ttip2yp0xxsrf">
+      <w:hyperlink w:history="1" r:id="rIdszz-o41molhw6rbdbqmhr">
         <w:r>
           <w:rPr>
             <w:rStyle w:val="Hyperlink"/>
@@ -2989,7 +3395,7 @@
         </w:rPr>
         <w:t xml:space="preserve">[L6] </w:t>
       </w:r>
-      <w:hyperlink w:history="1" r:id="rIdvpo5-b4w0gkwvax-u52z9">
+      <w:hyperlink w:history="1" r:id="rIdsdax2g-tifdf3t9j64jtn">
         <w:r>
           <w:rPr>
             <w:rStyle w:val="Hyperlink"/>
@@ -3013,7 +3419,7 @@
         </w:rPr>
         <w:t xml:space="preserve">[L7] </w:t>
       </w:r>
-      <w:hyperlink w:history="1" r:id="rIdbb0bp_ssgbw2sknrospyc">
+      <w:hyperlink w:history="1" r:id="rId5j-hdsu2-r3u3bkwiielp">
         <w:r>
           <w:rPr>
             <w:rStyle w:val="Hyperlink"/>
@@ -3037,7 +3443,7 @@
         </w:rPr>
         <w:t xml:space="preserve">[L8] </w:t>
       </w:r>
-      <w:hyperlink w:history="1" r:id="rId6wx5wgmbh97kirhqkxrpm">
+      <w:hyperlink w:history="1" r:id="rIduqjyxcmxvbj6hf_-bgsak">
         <w:r>
           <w:rPr>
             <w:rStyle w:val="Hyperlink"/>
@@ -3061,7 +3467,7 @@
         </w:rPr>
         <w:t xml:space="preserve">[L9] </w:t>
       </w:r>
-      <w:hyperlink w:history="1" r:id="rIdwm6tqxxbhaltk0uo5x_ja">
+      <w:hyperlink w:history="1" r:id="rIda7yvi97lchzkwu5bzinlh">
         <w:r>
           <w:rPr>
             <w:rStyle w:val="Hyperlink"/>
@@ -3085,7 +3491,7 @@
         </w:rPr>
         <w:t xml:space="preserve">[L10] </w:t>
       </w:r>
-      <w:hyperlink w:history="1" r:id="rIdjib0hx1pzynalnb9utxdp">
+      <w:hyperlink w:history="1" r:id="rId54jzdvypsrphrjalg0cie">
         <w:r>
           <w:rPr>
             <w:rStyle w:val="Hyperlink"/>
@@ -3109,7 +3515,7 @@
         </w:rPr>
         <w:t xml:space="preserve">[L11] </w:t>
       </w:r>
-      <w:hyperlink w:history="1" r:id="rIdfsshenrv9uzg_zu3zfhfk">
+      <w:hyperlink w:history="1" r:id="rId1qmlbqbavzaxg-46ts2os">
         <w:r>
           <w:rPr>
             <w:rStyle w:val="Hyperlink"/>
@@ -3133,7 +3539,7 @@
         </w:rPr>
         <w:t xml:space="preserve">[L12] </w:t>
       </w:r>
-      <w:hyperlink w:history="1" r:id="rIdpx_lzmpyorngg72pyzmto">
+      <w:hyperlink w:history="1" r:id="rIdp1hbjvu498fjx2cyutu-a">
         <w:r>
           <w:rPr>
             <w:rStyle w:val="Hyperlink"/>
@@ -3141,6 +3547,102 @@
             <w:szCs w:val="18"/>
           </w:rPr>
           <w:t xml:space="preserve">https://www.planalto.gov.br/ccivil_03/_ato2023-2026/2024/lei/l15076.htm</w:t>
+        </w:r>
+      </w:hyperlink>
+    </w:p>
+    <w:p>
+      <w:pPr>
+        <w:spacing w:after="60"/>
+      </w:pPr>
+      <w:r>
+        <w:rPr>
+          <w:b/>
+          <w:bCs/>
+          <w:sz w:val="18"/>
+          <w:szCs w:val="18"/>
+        </w:rPr>
+        <w:t xml:space="preserve">[L13] </w:t>
+      </w:r>
+      <w:hyperlink w:history="1" r:id="rIdpt_mo2ydsa61wt3wfm8dz">
+        <w:r>
+          <w:rPr>
+            <w:rStyle w:val="Hyperlink"/>
+            <w:sz w:val="18"/>
+            <w:szCs w:val="18"/>
+          </w:rPr>
+          <w:t xml:space="preserve">https://portal.tcu.gov.br/imprensa/noticias/tribunal-examina-mecanismos-de-gastos-de-fundos-fora-do-orcamento-geral-da-uniao</w:t>
+        </w:r>
+      </w:hyperlink>
+    </w:p>
+    <w:p>
+      <w:pPr>
+        <w:spacing w:after="60"/>
+      </w:pPr>
+      <w:r>
+        <w:rPr>
+          <w:b/>
+          <w:bCs/>
+          <w:sz w:val="18"/>
+          <w:szCs w:val="18"/>
+        </w:rPr>
+        <w:t xml:space="preserve">[L14] </w:t>
+      </w:r>
+      <w:hyperlink w:history="1" r:id="rId_nrphyv-4zyalqkga9h85">
+        <w:r>
+          <w:rPr>
+            <w:rStyle w:val="Hyperlink"/>
+            <w:sz w:val="18"/>
+            <w:szCs w:val="18"/>
+          </w:rPr>
+          <w:t xml:space="preserve">https://www.planalto.gov.br/ccivil_03/projetos/ato_2023_2026/2025/pln/msg/msg-0778-25.doc</w:t>
+        </w:r>
+      </w:hyperlink>
+    </w:p>
+    <w:p>
+      <w:pPr>
+        <w:spacing w:after="60"/>
+      </w:pPr>
+      <w:r>
+        <w:rPr>
+          <w:b/>
+          <w:bCs/>
+          <w:sz w:val="18"/>
+          <w:szCs w:val="18"/>
+        </w:rPr>
+        <w:t xml:space="preserve">[L15] </w:t>
+      </w:r>
+      <w:hyperlink w:history="1" r:id="rIdz4a_fm415t8pljjtpbgld">
+        <w:r>
+          <w:rPr>
+            <w:rStyle w:val="Hyperlink"/>
+            <w:sz w:val="18"/>
+            <w:szCs w:val="18"/>
+          </w:rPr>
+          <w:t xml:space="preserve">https://www.planalto.gov.br/ccivil_03/projetos/ato_2023_2026/2025/pln/msg/msg-1712-25.doc</w:t>
+        </w:r>
+      </w:hyperlink>
+    </w:p>
+    <w:p>
+      <w:pPr>
+        <w:spacing w:after="60"/>
+      </w:pPr>
+      <w:r>
+        <w:rPr>
+          <w:b/>
+          <w:bCs/>
+          <w:sz w:val="18"/>
+          <w:szCs w:val="18"/>
+        </w:rPr>
+        <w:t xml:space="preserve">[L16] </w:t>
+      </w:r>
+      <w:hyperlink w:history="1" r:id="rId84wltwxkth5_je_atcazz">
+        <w:r>
+          <w:rPr>
+            <w:rStyle w:val="Hyperlink"/>
+            <w:sz w:val="18"/>
+            <w:szCs w:val="18"/>
+          </w:rPr>
+          <w:t xml:space="preserve">https://www.camara.leg.br/noticias/1238564-orcamento-2026-e-sancionado-com-veto-a-r-400-milhoes-em-emendas/</w:t>
         </w:r>
       </w:hyperlink>
     </w:p>
@@ -3590,7 +4092,7 @@
                 <w:sz w:val="18"/>
                 <w:szCs w:val="18"/>
               </w:rPr>
-              <w:t xml:space="preserve">PLN 5/2025 enviado; AGU alega cumprimento</w:t>
+              <w:t xml:space="preserve">PLN 5/2025 enviado e depois retirado; AGU alega cumprimento; LOA 2026 com R$ 11,47 bi</w:t>
             </w:r>
           </w:p>
         </w:tc>

--- a/representacao-cffc-apuracao.docx
+++ b/representacao-cffc-apuracao.docx
@@ -89,7 +89,7 @@
               <w:t xml:space="preserve">ANONIMATO: </w:t>
             </w:r>
             <w:r>
-              <w:t xml:space="preserve">a identificação foi preenchida como ANÔNIMO. A Constituição garante a qualquer pessoa o direito de representar às comissões (art. 58, § 2º, IV), mas não foi localizada regra da Câmara sobre manifestações anônimas. Em geral, elas são tratadas como simples comunicação, sem acompanhamento nem resposta. Prefira enviar pela Ouvidoria Parlamentar. Se aceitar se identificar, peça sigilo da sua identidade.</w:t>
+              <w:t xml:space="preserve">a identificação foi preenchida como ANÔNIMO. A Constituição garante a qualquer pessoa o direito de representar às comissões (art. 58, § 2º, IV), mas não foi localizada regra da Câmara sobre manifestações anônimas. A página da Ouvidoria Parlamentar informa que denúncias podem ser feitas de forma anônima ou identificada. Manifestações anônimas, porém, costumam ser tratadas sem acompanhamento nem resposta. Envie pela Ouvidoria Parlamentar. Se aceitar se identificar, peça sigilo da sua identidade.</w:t>
             </w:r>
           </w:p>
           <w:p>
@@ -129,7 +129,7 @@
               <w:t xml:space="preserve">Provas. </w:t>
             </w:r>
             <w:r>
-              <w:t xml:space="preserve">O Anexo I (caderno de provas) lista cada documento com identificador, data, conteúdo e link oficial. Os originais não puderam ser baixados durante a pesquisa. Baixe cada um, imprima ou salve em PDF e junte na ordem dos números (Doc. 2 a Doc. 15).</w:t>
+              <w:t xml:space="preserve">O Anexo I (caderno de provas) lista cada documento com identificador, data, conteúdo e link oficial. Os originais não puderam ser baixados durante a pesquisa. Baixe cada um, imprima ou salve em PDF e junte na ordem dos números (Doc. 2 a Doc. 17).</w:t>
             </w:r>
           </w:p>
           <w:p>
@@ -403,13 +403,13 @@
         <w:jc w:val="both"/>
       </w:pPr>
       <w:r>
-        <w:t xml:space="preserve">10. No parecer prévio sobre as Contas do Presidente da República de 2024, o TCU registrou como irregularidade a concessão ou ampliação de benefícios tributários sem observância das exigências legais (Acórdão nº 1.326/2025-TCU-Plenário, TC 008.437/2025-4, sessão de 11/06/2025, Doc. 9 e 10). Segundo o Tribunal, o Executivo deixou de atender dispositivos da LDO, entre eles a apresentação de memórias de cálculo detalhadas das estimativas. Conforme noticiado, foram 23 desonerações instituídas por 19 atos normativos, parte delas sem os requisitos da Lei de Responsabilidade Fiscal (art. 14), da LDO e da Constituição. Segundo a imprensa, o TCU identificou nove leis nessa situação, entre elas as relativas ao Perse e ao setor de semicondutores. O Tribunal alertou o Executivo quanto à elaboração e à sanção de leis dessa natureza. </w:t>
+        <w:t xml:space="preserve">10. No parecer prévio sobre as Contas do Presidente da República de 2024, o TCU registrou como irregularidade a concessão ou ampliação de benefícios tributários sem observância das exigências legais (Acórdão nº 1.326/2025-TCU-Plenário, TC 008.437/2025-4, sessão de 11/06/2025, Doc. 9 e 10). Segundo o Tribunal, o Executivo deixou de atender dispositivos da LDO, entre eles a apresentação de memórias de cálculo detalhadas das estimativas. Conforme noticiado, foram 23 desonerações instituídas por 19 atos normativos, parte delas sem os requisitos da Lei de Responsabilidade Fiscal (art. 14), da LDO e da Constituição. Segundo a imprensa, o TCU identificou nove leis nessa situação, entre elas as relativas ao Perse e ao setor de semicondutores. O Tribunal alertou o Executivo quanto à elaboração e à sanção de leis dessa natureza. Segundo o TCU, parte dessas leis teve origem no Poder Legislativo. Duas foram identificadas pela imprensa: a Lei nº 14.859/2024 (Perse), oriunda do PL 1.026/2024 e sancionada sem vetos em 22/05/2024, que fixou teto de R$ 15 bilhões para o custo fiscal do benefício após acordo com o Ministério da Fazenda; e a Lei nº 14.968/2024 (semicondutores), oriunda do PL 13/2020, que prorrogou incentivos até 2029 e foi sancionada com veto à prorrogação automática até 2073 (Mensagem nº 1.060/2024). </w:t>
       </w:r>
       <w:r>
         <w:rPr>
           <w:shd w:fill="FFF2A8" w:color="auto" w:val="clear"/>
         </w:rPr>
-        <w:t xml:space="preserve">[Identificar no relatório quais leis foram apontadas.]</w:t>
+        <w:t xml:space="preserve">[Identificar no relatório as demais leis apontadas.]</w:t>
       </w:r>
     </w:p>
     <w:p>
@@ -513,7 +513,7 @@
         <w:jc w:val="both"/>
       </w:pPr>
       <w:r>
-        <w:t xml:space="preserve">Quais leis e atos normativos de 2024 foram apontados pelo TCU como desconformes?</w:t>
+        <w:t xml:space="preserve">Além das Leis nº 14.859/2024 (Perse) e nº 14.968/2024 (semicondutores), quais leis e atos normativos de 2024 foram apontados pelo TCU como desconformes?</w:t>
       </w:r>
     </w:p>
     <w:p>
@@ -629,7 +629,7 @@
         <w:jc w:val="both"/>
       </w:pPr>
       <w:r>
-        <w:t xml:space="preserve">Segundo o TCU, todas as renúncias de receita que entraram em vigor em 2024 tiveram medidas compensatórias. Parte das leis pode ter origem em iniciativa parlamentar.</w:t>
+        <w:t xml:space="preserve">Segundo o TCU, todas as renúncias de receita que entraram em vigor em 2024 tiveram medidas compensatórias, e parte das leis teve origem no Poder Legislativo. Nas duas leis identificadas, não há indício de recomendação técnica de veto ignorada. Na Lei nº 14.968/2024, o Ministério da Fazenda, o Ministério do Planejamento e a AGU recomendaram o veto de um dispositivo por contrariar a LDO, e o Presidente o vetou (Mensagem nº 1.060/2024). A Lei nº 14.859/2024 (Perse) resultou de acordo com a Fazenda e fixou teto de R$ 15 bilhões.</w:t>
       </w:r>
     </w:p>
     <w:p>
@@ -826,7 +826,7 @@
         <w:jc w:val="both"/>
       </w:pPr>
       <w:r>
-        <w:t xml:space="preserve">Os documentos estão descritos no Anexo I (caderno de provas), numerados de Doc. 1 a Doc. 15.</w:t>
+        <w:t xml:space="preserve">Os documentos estão descritos no Anexo I (caderno de provas), numerados de Doc. 1 a Doc. 17.</w:t>
       </w:r>
     </w:p>
     <w:p>
@@ -3251,6 +3251,276 @@
           </w:p>
         </w:tc>
       </w:tr>
+      <w:tr>
+        <w:trPr>
+          <w:cantSplit/>
+        </w:trPr>
+        <w:tc>
+          <w:tcPr>
+            <w:tcW w:type="dxa" w:w="600"/>
+            <w:tcBorders>
+              <w:top w:val="single" w:color="BFBFBF" w:sz="4"/>
+              <w:left w:val="single" w:color="BFBFBF" w:sz="4"/>
+              <w:bottom w:val="single" w:color="BFBFBF" w:sz="4"/>
+              <w:right w:val="single" w:color="BFBFBF" w:sz="4"/>
+            </w:tcBorders>
+            <w:shd w:fill="F2F5FA" w:color="auto" w:val="clear"/>
+            <w:tcMar>
+              <w:top w:type="dxa" w:w="60"/>
+              <w:left w:type="dxa" w:w="90"/>
+              <w:bottom w:type="dxa" w:w="60"/>
+              <w:right w:type="dxa" w:w="90"/>
+            </w:tcMar>
+          </w:tcPr>
+          <w:p>
+            <w:pPr>
+              <w:spacing w:after="40"/>
+            </w:pPr>
+            <w:r>
+              <w:rPr>
+                <w:rFonts w:ascii="Calibri" w:cs="Calibri" w:eastAsia="Calibri" w:hAnsi="Calibri"/>
+                <w:b w:val="false"/>
+                <w:bCs w:val="false"/>
+                <w:sz w:val="18"/>
+                <w:szCs w:val="18"/>
+              </w:rPr>
+              <w:t xml:space="preserve">16</w:t>
+            </w:r>
+          </w:p>
+        </w:tc>
+        <w:tc>
+          <w:tcPr>
+            <w:tcW w:type="dxa" w:w="2700"/>
+            <w:tcBorders>
+              <w:top w:val="single" w:color="BFBFBF" w:sz="4"/>
+              <w:left w:val="single" w:color="BFBFBF" w:sz="4"/>
+              <w:bottom w:val="single" w:color="BFBFBF" w:sz="4"/>
+              <w:right w:val="single" w:color="BFBFBF" w:sz="4"/>
+            </w:tcBorders>
+            <w:shd w:fill="F2F5FA" w:color="auto" w:val="clear"/>
+            <w:tcMar>
+              <w:top w:type="dxa" w:w="60"/>
+              <w:left w:type="dxa" w:w="90"/>
+              <w:bottom w:type="dxa" w:w="60"/>
+              <w:right w:type="dxa" w:w="90"/>
+            </w:tcMar>
+          </w:tcPr>
+          <w:p>
+            <w:pPr>
+              <w:spacing w:after="40"/>
+            </w:pPr>
+            <w:r>
+              <w:rPr>
+                <w:rFonts w:ascii="Calibri" w:cs="Calibri" w:eastAsia="Calibri" w:hAnsi="Calibri"/>
+                <w:b w:val="false"/>
+                <w:bCs w:val="false"/>
+                <w:sz w:val="18"/>
+                <w:szCs w:val="18"/>
+              </w:rPr>
+              <w:t xml:space="preserve">Mensagem de veto nº 1.060/2024 (Lei nº 14.968/2024)</w:t>
+            </w:r>
+          </w:p>
+        </w:tc>
+        <w:tc>
+          <w:tcPr>
+            <w:tcW w:type="dxa" w:w="3726"/>
+            <w:tcBorders>
+              <w:top w:val="single" w:color="BFBFBF" w:sz="4"/>
+              <w:left w:val="single" w:color="BFBFBF" w:sz="4"/>
+              <w:bottom w:val="single" w:color="BFBFBF" w:sz="4"/>
+              <w:right w:val="single" w:color="BFBFBF" w:sz="4"/>
+            </w:tcBorders>
+            <w:shd w:fill="F2F5FA" w:color="auto" w:val="clear"/>
+            <w:tcMar>
+              <w:top w:type="dxa" w:w="60"/>
+              <w:left w:type="dxa" w:w="90"/>
+              <w:bottom w:type="dxa" w:w="60"/>
+              <w:right w:type="dxa" w:w="90"/>
+            </w:tcMar>
+          </w:tcPr>
+          <w:p>
+            <w:pPr>
+              <w:spacing w:after="40"/>
+            </w:pPr>
+            <w:r>
+              <w:rPr>
+                <w:rFonts w:ascii="Calibri" w:cs="Calibri" w:eastAsia="Calibri" w:hAnsi="Calibri"/>
+                <w:b w:val="false"/>
+                <w:bCs w:val="false"/>
+                <w:sz w:val="18"/>
+                <w:szCs w:val="18"/>
+              </w:rPr>
+              <w:t xml:space="preserve">Fazenda, Planejamento e AGU recomendaram veto à prorrogação automática até 2073 por contrariar a LDO; o Presidente vetou.</w:t>
+            </w:r>
+          </w:p>
+        </w:tc>
+        <w:tc>
+          <w:tcPr>
+            <w:tcW w:type="dxa" w:w="2000"/>
+            <w:tcBorders>
+              <w:top w:val="single" w:color="BFBFBF" w:sz="4"/>
+              <w:left w:val="single" w:color="BFBFBF" w:sz="4"/>
+              <w:bottom w:val="single" w:color="BFBFBF" w:sz="4"/>
+              <w:right w:val="single" w:color="BFBFBF" w:sz="4"/>
+            </w:tcBorders>
+            <w:shd w:fill="F2F5FA" w:color="auto" w:val="clear"/>
+            <w:tcMar>
+              <w:top w:type="dxa" w:w="60"/>
+              <w:left w:type="dxa" w:w="90"/>
+              <w:bottom w:type="dxa" w:w="60"/>
+              <w:right w:type="dxa" w:w="90"/>
+            </w:tcMar>
+          </w:tcPr>
+          <w:p>
+            <w:pPr>
+              <w:spacing w:after="40"/>
+            </w:pPr>
+            <w:r>
+              <w:rPr>
+                <w:rFonts w:ascii="Calibri" w:cs="Calibri" w:eastAsia="Calibri" w:hAnsi="Calibri"/>
+                <w:b w:val="false"/>
+                <w:bCs w:val="false"/>
+                <w:sz w:val="18"/>
+                <w:szCs w:val="18"/>
+              </w:rPr>
+              <w:t xml:space="preserve">Planalto [L17]</w:t>
+            </w:r>
+          </w:p>
+        </w:tc>
+      </w:tr>
+      <w:tr>
+        <w:trPr>
+          <w:cantSplit/>
+        </w:trPr>
+        <w:tc>
+          <w:tcPr>
+            <w:tcW w:type="dxa" w:w="600"/>
+            <w:tcBorders>
+              <w:top w:val="single" w:color="BFBFBF" w:sz="4"/>
+              <w:left w:val="single" w:color="BFBFBF" w:sz="4"/>
+              <w:bottom w:val="single" w:color="BFBFBF" w:sz="4"/>
+              <w:right w:val="single" w:color="BFBFBF" w:sz="4"/>
+            </w:tcBorders>
+            <w:tcMar>
+              <w:top w:type="dxa" w:w="60"/>
+              <w:left w:type="dxa" w:w="90"/>
+              <w:bottom w:type="dxa" w:w="60"/>
+              <w:right w:type="dxa" w:w="90"/>
+            </w:tcMar>
+          </w:tcPr>
+          <w:p>
+            <w:pPr>
+              <w:spacing w:after="40"/>
+            </w:pPr>
+            <w:r>
+              <w:rPr>
+                <w:rFonts w:ascii="Calibri" w:cs="Calibri" w:eastAsia="Calibri" w:hAnsi="Calibri"/>
+                <w:b w:val="false"/>
+                <w:bCs w:val="false"/>
+                <w:sz w:val="18"/>
+                <w:szCs w:val="18"/>
+              </w:rPr>
+              <w:t xml:space="preserve">17</w:t>
+            </w:r>
+          </w:p>
+        </w:tc>
+        <w:tc>
+          <w:tcPr>
+            <w:tcW w:type="dxa" w:w="2700"/>
+            <w:tcBorders>
+              <w:top w:val="single" w:color="BFBFBF" w:sz="4"/>
+              <w:left w:val="single" w:color="BFBFBF" w:sz="4"/>
+              <w:bottom w:val="single" w:color="BFBFBF" w:sz="4"/>
+              <w:right w:val="single" w:color="BFBFBF" w:sz="4"/>
+            </w:tcBorders>
+            <w:tcMar>
+              <w:top w:type="dxa" w:w="60"/>
+              <w:left w:type="dxa" w:w="90"/>
+              <w:bottom w:type="dxa" w:w="60"/>
+              <w:right w:type="dxa" w:w="90"/>
+            </w:tcMar>
+          </w:tcPr>
+          <w:p>
+            <w:pPr>
+              <w:spacing w:after="40"/>
+            </w:pPr>
+            <w:r>
+              <w:rPr>
+                <w:rFonts w:ascii="Calibri" w:cs="Calibri" w:eastAsia="Calibri" w:hAnsi="Calibri"/>
+                <w:b w:val="false"/>
+                <w:bCs w:val="false"/>
+                <w:sz w:val="18"/>
+                <w:szCs w:val="18"/>
+              </w:rPr>
+              <w:t xml:space="preserve">Lei nº 14.859/2024 (Perse)</w:t>
+            </w:r>
+          </w:p>
+        </w:tc>
+        <w:tc>
+          <w:tcPr>
+            <w:tcW w:type="dxa" w:w="3726"/>
+            <w:tcBorders>
+              <w:top w:val="single" w:color="BFBFBF" w:sz="4"/>
+              <w:left w:val="single" w:color="BFBFBF" w:sz="4"/>
+              <w:bottom w:val="single" w:color="BFBFBF" w:sz="4"/>
+              <w:right w:val="single" w:color="BFBFBF" w:sz="4"/>
+            </w:tcBorders>
+            <w:tcMar>
+              <w:top w:type="dxa" w:w="60"/>
+              <w:left w:type="dxa" w:w="90"/>
+              <w:bottom w:type="dxa" w:w="60"/>
+              <w:right w:type="dxa" w:w="90"/>
+            </w:tcMar>
+          </w:tcPr>
+          <w:p>
+            <w:pPr>
+              <w:spacing w:after="40"/>
+            </w:pPr>
+            <w:r>
+              <w:rPr>
+                <w:rFonts w:ascii="Calibri" w:cs="Calibri" w:eastAsia="Calibri" w:hAnsi="Calibri"/>
+                <w:b w:val="false"/>
+                <w:bCs w:val="false"/>
+                <w:sz w:val="18"/>
+                <w:szCs w:val="18"/>
+              </w:rPr>
+              <w:t xml:space="preserve">Sancionada sem vetos em 22/05/2024; teto de R$ 15 bi para o custo fiscal, após acordo com a Fazenda.</w:t>
+            </w:r>
+          </w:p>
+        </w:tc>
+        <w:tc>
+          <w:tcPr>
+            <w:tcW w:type="dxa" w:w="2000"/>
+            <w:tcBorders>
+              <w:top w:val="single" w:color="BFBFBF" w:sz="4"/>
+              <w:left w:val="single" w:color="BFBFBF" w:sz="4"/>
+              <w:bottom w:val="single" w:color="BFBFBF" w:sz="4"/>
+              <w:right w:val="single" w:color="BFBFBF" w:sz="4"/>
+            </w:tcBorders>
+            <w:tcMar>
+              <w:top w:type="dxa" w:w="60"/>
+              <w:left w:type="dxa" w:w="90"/>
+              <w:bottom w:type="dxa" w:w="60"/>
+              <w:right w:type="dxa" w:w="90"/>
+            </w:tcMar>
+          </w:tcPr>
+          <w:p>
+            <w:pPr>
+              <w:spacing w:after="40"/>
+            </w:pPr>
+            <w:r>
+              <w:rPr>
+                <w:rFonts w:ascii="Calibri" w:cs="Calibri" w:eastAsia="Calibri" w:hAnsi="Calibri"/>
+                <w:b w:val="false"/>
+                <w:bCs w:val="false"/>
+                <w:sz w:val="18"/>
+                <w:szCs w:val="18"/>
+              </w:rPr>
+              <w:t xml:space="preserve">Agência Senado [L18]</w:t>
+            </w:r>
+          </w:p>
+        </w:tc>
+      </w:tr>
     </w:tbl>
     <w:p>
       <w:pPr>
@@ -3278,7 +3548,7 @@
         </w:rPr>
         <w:t xml:space="preserve">[L1] </w:t>
       </w:r>
-      <w:hyperlink w:history="1" r:id="rIdk5lw-fs0vacsi_wwb900k">
+      <w:hyperlink w:history="1" r:id="rIdxhit9ssxtwy4desha2--m">
         <w:r>
           <w:rPr>
             <w:rStyle w:val="Hyperlink"/>
@@ -3302,7 +3572,7 @@
         </w:rPr>
         <w:t xml:space="preserve">[L2] </w:t>
       </w:r>
-      <w:hyperlink w:history="1" r:id="rIdhs9xzucpi6cfu1erevq25">
+      <w:hyperlink w:history="1" r:id="rIdrk8co8ro8ca6mxljzv8lw">
         <w:r>
           <w:rPr>
             <w:rStyle w:val="Hyperlink"/>
@@ -3326,7 +3596,7 @@
         </w:rPr>
         <w:t xml:space="preserve">[L3] </w:t>
       </w:r>
-      <w:hyperlink w:history="1" r:id="rIdmd5opnyh5jztw0yts5rmk">
+      <w:hyperlink w:history="1" r:id="rIdb5hpnhaxnqhz9zagrgulx">
         <w:r>
           <w:rPr>
             <w:rStyle w:val="Hyperlink"/>
@@ -3371,7 +3641,7 @@
         </w:rPr>
         <w:t xml:space="preserve">[L5] </w:t>
       </w:r>
-      <w:hyperlink w:history="1" r:id="rIdszz-o41molhw6rbdbqmhr">
+      <w:hyperlink w:history="1" r:id="rIdytocgulgd_3tfr5lhd8nj">
         <w:r>
           <w:rPr>
             <w:rStyle w:val="Hyperlink"/>
@@ -3395,7 +3665,7 @@
         </w:rPr>
         <w:t xml:space="preserve">[L6] </w:t>
       </w:r>
-      <w:hyperlink w:history="1" r:id="rIdsdax2g-tifdf3t9j64jtn">
+      <w:hyperlink w:history="1" r:id="rId8rgnszpn8ac0yf_ehafsc">
         <w:r>
           <w:rPr>
             <w:rStyle w:val="Hyperlink"/>
@@ -3419,7 +3689,7 @@
         </w:rPr>
         <w:t xml:space="preserve">[L7] </w:t>
       </w:r>
-      <w:hyperlink w:history="1" r:id="rId5j-hdsu2-r3u3bkwiielp">
+      <w:hyperlink w:history="1" r:id="rIdglrblu7ir-cmdhhvuracj">
         <w:r>
           <w:rPr>
             <w:rStyle w:val="Hyperlink"/>
@@ -3443,7 +3713,7 @@
         </w:rPr>
         <w:t xml:space="preserve">[L8] </w:t>
       </w:r>
-      <w:hyperlink w:history="1" r:id="rIduqjyxcmxvbj6hf_-bgsak">
+      <w:hyperlink w:history="1" r:id="rIdpjzq_hzippmkwxpblii9f">
         <w:r>
           <w:rPr>
             <w:rStyle w:val="Hyperlink"/>
@@ -3467,7 +3737,7 @@
         </w:rPr>
         <w:t xml:space="preserve">[L9] </w:t>
       </w:r>
-      <w:hyperlink w:history="1" r:id="rIda7yvi97lchzkwu5bzinlh">
+      <w:hyperlink w:history="1" r:id="rIdbjhk62kd-s1y5g9m9mxg4">
         <w:r>
           <w:rPr>
             <w:rStyle w:val="Hyperlink"/>
@@ -3491,7 +3761,7 @@
         </w:rPr>
         <w:t xml:space="preserve">[L10] </w:t>
       </w:r>
-      <w:hyperlink w:history="1" r:id="rId54jzdvypsrphrjalg0cie">
+      <w:hyperlink w:history="1" r:id="rId6gj91uwfkbp9yrqbz0c-8">
         <w:r>
           <w:rPr>
             <w:rStyle w:val="Hyperlink"/>
@@ -3515,7 +3785,7 @@
         </w:rPr>
         <w:t xml:space="preserve">[L11] </w:t>
       </w:r>
-      <w:hyperlink w:history="1" r:id="rId1qmlbqbavzaxg-46ts2os">
+      <w:hyperlink w:history="1" r:id="rIdfx2oc4flwb5ubimubzyth">
         <w:r>
           <w:rPr>
             <w:rStyle w:val="Hyperlink"/>
@@ -3539,7 +3809,7 @@
         </w:rPr>
         <w:t xml:space="preserve">[L12] </w:t>
       </w:r>
-      <w:hyperlink w:history="1" r:id="rIdp1hbjvu498fjx2cyutu-a">
+      <w:hyperlink w:history="1" r:id="rIdxsjkpoqz9hv44urnydb9v">
         <w:r>
           <w:rPr>
             <w:rStyle w:val="Hyperlink"/>
@@ -3563,7 +3833,7 @@
         </w:rPr>
         <w:t xml:space="preserve">[L13] </w:t>
       </w:r>
-      <w:hyperlink w:history="1" r:id="rIdpt_mo2ydsa61wt3wfm8dz">
+      <w:hyperlink w:history="1" r:id="rIdcju51h6mh121lqgjo1j_a">
         <w:r>
           <w:rPr>
             <w:rStyle w:val="Hyperlink"/>
@@ -3587,7 +3857,7 @@
         </w:rPr>
         <w:t xml:space="preserve">[L14] </w:t>
       </w:r>
-      <w:hyperlink w:history="1" r:id="rId_nrphyv-4zyalqkga9h85">
+      <w:hyperlink w:history="1" r:id="rIdospr_lybowie9q4dn0xtz">
         <w:r>
           <w:rPr>
             <w:rStyle w:val="Hyperlink"/>
@@ -3611,7 +3881,7 @@
         </w:rPr>
         <w:t xml:space="preserve">[L15] </w:t>
       </w:r>
-      <w:hyperlink w:history="1" r:id="rIdz4a_fm415t8pljjtpbgld">
+      <w:hyperlink w:history="1" r:id="rId3usahcdjr_wuyc_lclzgi">
         <w:r>
           <w:rPr>
             <w:rStyle w:val="Hyperlink"/>
@@ -3635,7 +3905,7 @@
         </w:rPr>
         <w:t xml:space="preserve">[L16] </w:t>
       </w:r>
-      <w:hyperlink w:history="1" r:id="rId84wltwxkth5_je_atcazz">
+      <w:hyperlink w:history="1" r:id="rIdefxmnwwnvuby3ryht2get">
         <w:r>
           <w:rPr>
             <w:rStyle w:val="Hyperlink"/>
@@ -3643,6 +3913,54 @@
             <w:szCs w:val="18"/>
           </w:rPr>
           <w:t xml:space="preserve">https://www.camara.leg.br/noticias/1238564-orcamento-2026-e-sancionado-com-veto-a-r-400-milhoes-em-emendas/</w:t>
+        </w:r>
+      </w:hyperlink>
+    </w:p>
+    <w:p>
+      <w:pPr>
+        <w:spacing w:after="60"/>
+      </w:pPr>
+      <w:r>
+        <w:rPr>
+          <w:b/>
+          <w:bCs/>
+          <w:sz w:val="18"/>
+          <w:szCs w:val="18"/>
+        </w:rPr>
+        <w:t xml:space="preserve">[L17] </w:t>
+      </w:r>
+      <w:hyperlink w:history="1" r:id="rIdzsw4g1khgzjsm8v-0ccgu">
+        <w:r>
+          <w:rPr>
+            <w:rStyle w:val="Hyperlink"/>
+            <w:sz w:val="18"/>
+            <w:szCs w:val="18"/>
+          </w:rPr>
+          <w:t xml:space="preserve">https://www.planalto.gov.br/ccivil_03/_ato2023-2026/2024/msg/vep/vep-1060-24.htm</w:t>
+        </w:r>
+      </w:hyperlink>
+    </w:p>
+    <w:p>
+      <w:pPr>
+        <w:spacing w:after="60"/>
+      </w:pPr>
+      <w:r>
+        <w:rPr>
+          <w:b/>
+          <w:bCs/>
+          <w:sz w:val="18"/>
+          <w:szCs w:val="18"/>
+        </w:rPr>
+        <w:t xml:space="preserve">[L18] </w:t>
+      </w:r>
+      <w:hyperlink w:history="1" r:id="rIdiy6xipvr7fafojv5l0hzh">
+        <w:r>
+          <w:rPr>
+            <w:rStyle w:val="Hyperlink"/>
+            <w:sz w:val="18"/>
+            <w:szCs w:val="18"/>
+          </w:rPr>
+          <w:t xml:space="preserve">https://www12.senado.leg.br/noticias/materias/2024/05/23/lula-sanciona-lei-que-mantem-o-perse-com-limite-de-r-15-bi-ate-2026</w:t>
         </w:r>
       </w:hyperlink>
     </w:p>
@@ -4161,7 +4479,7 @@
                 <w:sz w:val="18"/>
                 <w:szCs w:val="18"/>
               </w:rPr>
-              <w:t xml:space="preserve">Doc. 9, 10</w:t>
+              <w:t xml:space="preserve">Doc. 9, 10, 16, 17</w:t>
             </w:r>
           </w:p>
         </w:tc>
@@ -4225,7 +4543,7 @@
                 <w:sz w:val="18"/>
                 <w:szCs w:val="18"/>
               </w:rPr>
-              <w:t xml:space="preserve">Medidas compensatórias em todas; contas aprovadas</w:t>
+              <w:t xml:space="preserve">Medidas compensatórias em todas; leis de origem parlamentar; veto técnico acolhido na Lei 14.968/2024</w:t>
             </w:r>
           </w:p>
         </w:tc>

--- a/representacao-cffc-apuracao.docx
+++ b/representacao-cffc-apuracao.docx
@@ -129,7 +129,7 @@
               <w:t xml:space="preserve">Provas. </w:t>
             </w:r>
             <w:r>
-              <w:t xml:space="preserve">O Anexo I (caderno de provas) lista cada documento com identificador, data, conteúdo e link oficial. Os originais não puderam ser baixados durante a pesquisa. Baixe cada um, imprima ou salve em PDF e junte na ordem dos números (Doc. 2 a Doc. 17).</w:t>
+              <w:t xml:space="preserve">O Anexo I (caderno de provas) lista cada documento com identificador, data, conteúdo e link oficial. Os originais não puderam ser baixados durante a pesquisa. Baixe cada um, imprima ou salve em PDF e junte na ordem dos números (Doc. 2 a Doc. 14).</w:t>
             </w:r>
           </w:p>
           <w:p>
@@ -149,7 +149,7 @@
               <w:t xml:space="preserve">Acórdão 2.261/2026 (Doc. 4). </w:t>
             </w:r>
             <w:r>
-              <w:t xml:space="preserve">O conteúdo foi descrito a partir de trechos dos registros do TCU. Leia o dispositivo completo (código AC-2261-32/26-P) e ajuste o item 9 se ele disser algo diferente.</w:t>
+              <w:t xml:space="preserve">A existência, a data e o código (AC-2261-32/26-P) foram confirmados em registros do TCU. O conteúdo não pôde ser verificado e por isso não é descrito. Leia o inteiro teor e, se for o caso, acrescente-o antes do envio.</w:t>
             </w:r>
           </w:p>
           <w:p>
@@ -349,7 +349,7 @@
         <w:jc w:val="both"/>
       </w:pPr>
       <w:r>
-        <w:t xml:space="preserve">6. Em 22/01/2025, o Plenário do TCU referendou, por unanimidade, medida cautelar do Ministro Augusto Nardes (Acórdão nº 61/2025-TCU-Plenário, TC 024.312/2024-0, Doc. 2). A medida suspendeu o uso de cerca de R$ 6 bilhões oriundos do FGO e do Fgeduc que capitalizaram o Fipem sem trânsito pelo Orçamento Geral da União. Segundo o relator, a lei permite à União transferir recursos ao fundo, mas não permite que o pagamento dos incentivos se dê à margem do orçamento.</w:t>
+        <w:t xml:space="preserve">6. Em 22/01/2025, o Plenário do Tribunal de Contas da União referendou, por unanimidade, medida cautelar do Ministro Augusto Nardes no processo TC 024.312/2024-0 (Acórdão nº 61/2025-TCU-Plenário, Doc. 2). A medida suspendeu cerca de R$ 6 bilhões destinados ao Programa, oriundos do FGO e do Fgeduc, porque os pagamentos aos estudantes com recursos do Fipem não estavam previstos na Lei Orçamentária Anual. Segundo o relator, a lei permite à União transferir recursos ao fundo, mas não permite que o pagamento dos incentivos se dê à margem do orçamento.</w:t>
       </w:r>
     </w:p>
     <w:p>
@@ -359,7 +359,7 @@
         <w:jc w:val="both"/>
       </w:pPr>
       <w:r>
-        <w:t xml:space="preserve">7. Em 12/02/2025, o Plenário deu provimento parcial ao agravo da AGU e revogou a cautelar (Acórdão nº 297/2025-TCU-Plenário, Doc. 3 e 5). Autorizou, de forma provisória e excepcional, a continuidade dos pagamentos e fixou 120 dias para a adequação do financiamento às normas orçamentárias e de responsabilidade fiscal. Reservou o mérito para momento posterior. Segundo o relatório desse acórdão, o custo anual do programa é de R$ 12,5 bilhões, e o Projeto de Lei Orçamentária de 2025 previa apenas R$ 1 bilhão.</w:t>
+        <w:t xml:space="preserve">7. Em 12/02/2025, o Plenário revogou a cautelar após recurso da Advocacia-Geral da União (Acórdão nº 297/2025-TCU-Plenário, Doc. 3 e 5), sem julgar o mérito. Autorizou a continuidade provisória dos pagamentos e fixou prazo de 120 dias para que o Poder Executivo adequasse o financiamento do programa às normas orçamentárias e de responsabilidade fiscal. Segundo documento da Câmara dos Deputados que transcreve o relatório desse acórdão, o custo anual estimado do programa é de R$ 12,5 bilhões, e o Projeto de Lei Orçamentária de 2025 previa R$ 1 bilhão.</w:t>
       </w:r>
     </w:p>
     <w:p>
@@ -369,7 +369,7 @@
         <w:jc w:val="both"/>
       </w:pPr>
       <w:r>
-        <w:t xml:space="preserve">8. O Poder Executivo enviou ao Congresso o PLN nº 5/2025 (Mensagem nº 778, de 24/06/2025), com crédito suplementar de R$ 685,9 milhões para o programa, e depois solicitou a sua retirada de tramitação (Mensagem nº 1.712/2025) (Doc. 8 e 14). A Lei Orçamentária de 2026 sancionada reservou R$ 11,47 bilhões ao programa (Doc. 15).</w:t>
+        <w:t xml:space="preserve">8. O Poder Executivo enviou ao Congresso o PLN nº 5/2025 (Mensagem nº 778, de 24/06/2025), com crédito suplementar de R$ 685,9 milhões para o programa, e depois solicitou a sua retirada de tramitação (Mensagem nº 1.712/2025) (Doc. 8 e 13). A Lei Orçamentária de 2026 sancionada reservou R$ 11,47 bilhões ao programa (Doc. 14).</w:t>
       </w:r>
     </w:p>
     <w:p>
@@ -379,37 +379,31 @@
         <w:jc w:val="both"/>
       </w:pPr>
       <w:r>
-        <w:t xml:space="preserve">9. Em 25/08/2026, em sessão extraordinária, o Plenário do TCU proferiu por unanimidade o Acórdão nº 2.261/2026-TCU-Plenário (Ata nº 32/2026, código AC-2261-32/26-P, Doc. 4). O processo é uma representação do Ministério Público junto ao TCU, com relatoria do Ministro Augusto Nardes e revisão do Ministro Odair Cunha. Segundo os registros de pesquisa do TCU, o sumário aponta indícios de descumprimento de princípios e normas constitucionais e legais de finanças públicas no arranjo orçamentário e financeiro do programa. O dispositivo, ainda assim, autoriza excepcionalmente a sua execução temporária. Segundo a imprensa, na mesma sessão o relator acolheu proposta do revisor para juntar o processo ao TC 025.632/2024-8, auditoria operacional sobre gastos fora do Orçamento (relator Min. Bruno Dantas), e não houve decisão definitiva de mérito. Nessa auditoria, o Acórdão nº 1.372/2026-TCU-Plenário (27/05/2026, Doc. 13) já havia determinado medidas de transparência aos gestores de fundos e a apresentação de relatório em 180 dias. </w:t>
+        <w:t xml:space="preserve">9. Em 25/08/2026, o Plenário do TCU proferiu, no mesmo processo, o Acórdão nº 2.261/2026-TCU-Plenário (código AC-2261-32/26-P, Doc. 4), cujo inteiro teor não pôde ser verificado e deve ser requisitado ao Tribunal (item VII).</w:t>
+      </w:r>
+    </w:p>
+    <w:p>
+      <w:pPr>
+        <w:pStyle w:val="Heading2"/>
+      </w:pPr>
+      <w:r>
+        <w:t xml:space="preserve">Fato 2: benefícios tributários concedidos em 2024 sem os requisitos legais</w:t>
+      </w:r>
+    </w:p>
+    <w:p>
+      <w:pPr>
+        <w:spacing w:after="160" w:line="360"/>
+        <w:ind w:firstLine="709"/>
+        <w:jc w:val="both"/>
+      </w:pPr>
+      <w:r>
+        <w:t xml:space="preserve">10. No parecer prévio sobre as Contas do Presidente da República de 2024 (Acórdão nº 1.326/2025-TCU-Plenário, TC 008.437/2025-4, sessão de 11/06/2025, Doc. 9 e 10), o TCU apontou como irregularidade a concessão ou ampliação de benefícios tributários, com renúncia de receita, sem atendimento às prescrições legais. Segundo o Tribunal, o Poder Executivo deixou de atender dispositivos da Lei de Diretrizes Orçamentárias, entre eles a apresentação de memórias de cálculo detalhadas das estimativas de renúncia, e sancionou projetos de lei originados no Poder Legislativo que criaram novos benefícios tributários. O Tribunal alertou o Executivo quanto à elaboração e à sanção de leis dessa natureza. </w:t>
       </w:r>
       <w:r>
         <w:rPr>
           <w:shd w:fill="FFF2A8" w:color="auto" w:val="clear"/>
         </w:rPr>
-        <w:t xml:space="preserve">[Conferir o inteiro teor.]</w:t>
-      </w:r>
-    </w:p>
-    <w:p>
-      <w:pPr>
-        <w:pStyle w:val="Heading2"/>
-      </w:pPr>
-      <w:r>
-        <w:t xml:space="preserve">Fato 2: benefícios tributários concedidos em 2024 sem os requisitos legais</w:t>
-      </w:r>
-    </w:p>
-    <w:p>
-      <w:pPr>
-        <w:spacing w:after="160" w:line="360"/>
-        <w:ind w:firstLine="709"/>
-        <w:jc w:val="both"/>
-      </w:pPr>
-      <w:r>
-        <w:t xml:space="preserve">10. No parecer prévio sobre as Contas do Presidente da República de 2024, o TCU registrou como irregularidade a concessão ou ampliação de benefícios tributários sem observância das exigências legais (Acórdão nº 1.326/2025-TCU-Plenário, TC 008.437/2025-4, sessão de 11/06/2025, Doc. 9 e 10). Segundo o Tribunal, o Executivo deixou de atender dispositivos da LDO, entre eles a apresentação de memórias de cálculo detalhadas das estimativas. Conforme noticiado, foram 23 desonerações instituídas por 19 atos normativos, parte delas sem os requisitos da Lei de Responsabilidade Fiscal (art. 14), da LDO e da Constituição. Segundo a imprensa, o TCU identificou nove leis nessa situação, entre elas as relativas ao Perse e ao setor de semicondutores. O Tribunal alertou o Executivo quanto à elaboração e à sanção de leis dessa natureza. Segundo o TCU, parte dessas leis teve origem no Poder Legislativo. Duas foram identificadas pela imprensa: a Lei nº 14.859/2024 (Perse), oriunda do PL 1.026/2024 e sancionada sem vetos em 22/05/2024, que fixou teto de R$ 15 bilhões para o custo fiscal do benefício após acordo com o Ministério da Fazenda; e a Lei nº 14.968/2024 (semicondutores), oriunda do PL 13/2020, que prorrogou incentivos até 2029 e foi sancionada com veto à prorrogação automática até 2073 (Mensagem nº 1.060/2024). </w:t>
-      </w:r>
-      <w:r>
-        <w:rPr>
-          <w:shd w:fill="FFF2A8" w:color="auto" w:val="clear"/>
-        </w:rPr>
-        <w:t xml:space="preserve">[Identificar no relatório as demais leis apontadas.]</w:t>
+        <w:t xml:space="preserve">[As leis apontadas não foram identificadas em fonte oficial; a lista deve ser requisitada ao TCU.]</w:t>
       </w:r>
     </w:p>
     <w:p>
@@ -513,7 +507,7 @@
         <w:jc w:val="both"/>
       </w:pPr>
       <w:r>
-        <w:t xml:space="preserve">Além das Leis nº 14.859/2024 (Perse) e nº 14.968/2024 (semicondutores), quais leis e atos normativos de 2024 foram apontados pelo TCU como desconformes?</w:t>
+        <w:t xml:space="preserve">Quais leis e atos normativos de 2024 foram apontados pelo TCU como desconformes?</w:t>
       </w:r>
     </w:p>
     <w:p>
@@ -601,7 +595,7 @@
         <w:jc w:val="both"/>
       </w:pPr>
       <w:r>
-        <w:t xml:space="preserve">As transferências ao Fipem tiveram amparo em leis aprovadas pelo Congresso. O TCU manteve o programa autorizado em 2025 e em 2026. A AGU sustenta a legalidade do arranjo e o cumprimento da determinação de iniciar o processo legislativo.</w:t>
+        <w:t xml:space="preserve">As transferências ao Fipem tiveram amparo em leis aprovadas pelo Congresso. O TCU revogou a cautelar e autorizou a continuidade do programa em 2025. A AGU sustenta a legalidade das transferências.</w:t>
       </w:r>
     </w:p>
     <w:p>
@@ -615,7 +609,7 @@
         <w:jc w:val="both"/>
       </w:pPr>
       <w:r>
-        <w:t xml:space="preserve">Para 2026, a Lei Orçamentária sancionada reservou R$ 11,47 bilhões ao programa, segundo a Agência Câmara, o que indica movimento de regularização. No Acórdão nº 2.261/2026, segundo a imprensa, o TCU não proferiu decisão definitiva de mérito.</w:t>
+        <w:t xml:space="preserve">Para 2026, a Lei Orçamentária sancionada reservou R$ 11,47 bilhões ao programa, segundo a Agência Câmara.</w:t>
       </w:r>
     </w:p>
     <w:p>
@@ -629,7 +623,7 @@
         <w:jc w:val="both"/>
       </w:pPr>
       <w:r>
-        <w:t xml:space="preserve">Segundo o TCU, todas as renúncias de receita que entraram em vigor em 2024 tiveram medidas compensatórias, e parte das leis teve origem no Poder Legislativo. Nas duas leis identificadas, não há indício de recomendação técnica de veto ignorada. Na Lei nº 14.968/2024, o Ministério da Fazenda, o Ministério do Planejamento e a AGU recomendaram o veto de um dispositivo por contrariar a LDO, e o Presidente o vetou (Mensagem nº 1.060/2024). A Lei nº 14.859/2024 (Perse) resultou de acordo com a Fazenda e fixou teto de R$ 15 bilhões.</w:t>
+        <w:t xml:space="preserve">Segundo o TCU, todas as renúncias de receita que entraram em vigor em 2024 tiveram medidas compensatórias, e parte das leis teve origem no Poder Legislativo.</w:t>
       </w:r>
     </w:p>
     <w:p>
@@ -749,7 +743,7 @@
         <w:jc w:val="both"/>
       </w:pPr>
       <w:r>
-        <w:t xml:space="preserve">que se solicite ao TCU cópia integral dos processos TC 024.312/2024-0 e TC 008.437/2025-4 e informações sobre o cumprimento dos Acórdãos nº 297/2025 e nº 2.261/2026 e sobre a auditoria TC 025.632/2024-8 (CF, art. 71, VII), e, se necessário, auditoria específica (art. 71, IV);</w:t>
+        <w:t xml:space="preserve">que se solicite ao TCU cópia integral dos processos TC 024.312/2024-0 e TC 008.437/2025-4, inclusive do Acórdão nº 2.261/2026 e da relação das leis apontadas nas contas de 2024, e informações sobre o cumprimento do Acórdão nº 297/2025 (CF, art. 71, VII), e, se necessário, auditoria específica (art. 71, IV);</w:t>
       </w:r>
     </w:p>
     <w:p>
@@ -826,7 +820,7 @@
         <w:jc w:val="both"/>
       </w:pPr>
       <w:r>
-        <w:t xml:space="preserve">Os documentos estão descritos no Anexo I (caderno de provas), numerados de Doc. 1 a Doc. 17.</w:t>
+        <w:t xml:space="preserve">Os documentos estão descritos no Anexo I (caderno de provas), numerados de Doc. 1 a Doc. 14.</w:t>
       </w:r>
     </w:p>
     <w:p>
@@ -1340,7 +1334,7 @@
                 <w:sz w:val="18"/>
                 <w:szCs w:val="18"/>
               </w:rPr>
-              <w:t xml:space="preserve">Referendo unânime de cautelar que suspendeu cerca de R$ 6 bi do FGO e Fgeduc usados no Pé-de-Meia via Fipem, sem trânsito pelo OGU. Fundo Social (R$ 6,1 bi) preservado em 2024–2025.</w:t>
+              <w:t xml:space="preserve">Referendo unânime de cautelar que suspendeu cerca de R$ 6 bi do FGO e do Fgeduc destinados ao Pé-de-Meia via Fipem, por pagamentos não previstos na LOA.</w:t>
             </w:r>
           </w:p>
         </w:tc>
@@ -1489,7 +1483,7 @@
                 <w:sz w:val="18"/>
                 <w:szCs w:val="18"/>
               </w:rPr>
-              <w:t xml:space="preserve">Agravo da AGU parcialmente provido; cautelar revogada; execução provisória autorizada; 120 dias para adequação; mérito reservado; custo anual de R$ 12,5 bi contra R$ 1 bi no PLOA 2025.</w:t>
+              <w:t xml:space="preserve">Cautelar revogada após recurso da AGU, sem julgamento de mérito; continuidade provisória autorizada; 120 dias para adequação; custo anual de R$ 12,5 bi contra R$ 1 bi no PLOA 2025, segundo documento da Câmara.</w:t>
             </w:r>
           </w:p>
         </w:tc>
@@ -1622,7 +1616,7 @@
                 <w:sz w:val="18"/>
                 <w:szCs w:val="18"/>
               </w:rPr>
-              <w:t xml:space="preserve">Ata 32/2026 · AC-2261-32/26-P</w:t>
+              <w:t xml:space="preserve">AC-2261-32/26-P</w:t>
             </w:r>
           </w:p>
         </w:tc>
@@ -1655,7 +1649,7 @@
                 <w:sz w:val="18"/>
                 <w:szCs w:val="18"/>
               </w:rPr>
-              <w:t xml:space="preserve">Unânime. Representação do MPTCU; rel. Nardes, rev. Odair Cunha. Sumário: indícios de descumprimento de normas constitucionais e legais de finanças públicas; execução temporária autorizada. Segundo a imprensa, processo juntado ao TC 025.632/2024-8, sem decisão definitiva de mérito. Inteiro teor a conferir.</w:t>
+              <w:t xml:space="preserve">Decisão posterior no mesmo processo. Conteúdo não verificado: obter o inteiro teor.</w:t>
             </w:r>
           </w:p>
         </w:tc>
@@ -2374,7 +2368,7 @@
                 <w:sz w:val="18"/>
                 <w:szCs w:val="18"/>
               </w:rPr>
-              <w:t xml:space="preserve">Parecer prévio favorável com ressalvas às contas de 2024. Irregularidade: benefícios tributários sem requisitos da LRF, LDO e CF (23 desonerações e 19 atos, segundo a imprensa). Medidas compensatórias em todas.</w:t>
+              <w:t xml:space="preserve">Parecer prévio favorável com ressalvas às contas de 2024. Irregularidade: benefícios tributários concedidos sem atendimento às prescrições legais. Medidas compensatórias em todas as renúncias.</w:t>
             </w:r>
           </w:p>
         </w:tc>
@@ -2882,37 +2876,7 @@
                 <w:sz w:val="18"/>
                 <w:szCs w:val="18"/>
               </w:rPr>
-              <w:t xml:space="preserve">Acórdão nº 1.372/2026-TCU-Plenário</w:t>
-            </w:r>
-          </w:p>
-          <w:p>
-            <w:pPr>
-              <w:spacing w:after="40"/>
-            </w:pPr>
-            <w:r>
-              <w:rPr>
-                <w:rFonts w:ascii="Calibri" w:cs="Calibri" w:eastAsia="Calibri" w:hAnsi="Calibri"/>
-                <w:b w:val="false"/>
-                <w:bCs w:val="false"/>
-                <w:sz w:val="18"/>
-                <w:szCs w:val="18"/>
-              </w:rPr>
-              <w:t xml:space="preserve">TC 025.632/2024-8 · 27/05/2026</w:t>
-            </w:r>
-          </w:p>
-          <w:p>
-            <w:pPr>
-              <w:spacing w:after="40"/>
-            </w:pPr>
-            <w:r>
-              <w:rPr>
-                <w:rFonts w:ascii="Calibri" w:cs="Calibri" w:eastAsia="Calibri" w:hAnsi="Calibri"/>
-                <w:b w:val="false"/>
-                <w:bCs w:val="false"/>
-                <w:sz w:val="18"/>
-                <w:szCs w:val="18"/>
-              </w:rPr>
-              <w:t xml:space="preserve">Rel. Min. Bruno Dantas</w:t>
+              <w:t xml:space="preserve">Mensagens nº 778/2025 e nº 1.712/2025 da Presidência da República</w:t>
             </w:r>
           </w:p>
         </w:tc>
@@ -2944,7 +2908,7 @@
                 <w:sz w:val="18"/>
                 <w:szCs w:val="18"/>
               </w:rPr>
-              <w:t xml:space="preserve">Auditoria sobre gastos fora do Orçamento: determinações de transparência aos gestores de 16 fundos e relatório em 180 dias. O Pé-de-Meia é citado como exemplo de uso de fundo privado.</w:t>
+              <w:t xml:space="preserve">Envio do PLN 5/2025 ao Congresso (24/06/2025) e pedido de retirada de tramitação.</w:t>
             </w:r>
           </w:p>
         </w:tc>
@@ -2976,7 +2940,7 @@
                 <w:sz w:val="18"/>
                 <w:szCs w:val="18"/>
               </w:rPr>
-              <w:t xml:space="preserve">TCU [L13]</w:t>
+              <w:t xml:space="preserve">Planalto [L13, L14]</w:t>
             </w:r>
           </w:p>
         </w:tc>
@@ -3047,7 +3011,7 @@
                 <w:sz w:val="18"/>
                 <w:szCs w:val="18"/>
               </w:rPr>
-              <w:t xml:space="preserve">Mensagens nº 778/2025 e nº 1.712/2025 da Presidência da República</w:t>
+              <w:t xml:space="preserve">Lei Orçamentária de 2026 (notícia da Agência Câmara)</w:t>
             </w:r>
           </w:p>
         </w:tc>
@@ -3080,7 +3044,7 @@
                 <w:sz w:val="18"/>
                 <w:szCs w:val="18"/>
               </w:rPr>
-              <w:t xml:space="preserve">Envio do PLN 5/2025 ao Congresso (24/06/2025) e pedido de retirada de tramitação.</w:t>
+              <w:t xml:space="preserve">Dotação de R$ 11,47 bi para o Pé-de-Meia no Orçamento de 2026 sancionado.</w:t>
             </w:r>
           </w:p>
         </w:tc>
@@ -3113,410 +3077,7 @@
                 <w:sz w:val="18"/>
                 <w:szCs w:val="18"/>
               </w:rPr>
-              <w:t xml:space="preserve">Planalto [L14, L15]</w:t>
-            </w:r>
-          </w:p>
-        </w:tc>
-      </w:tr>
-      <w:tr>
-        <w:trPr>
-          <w:cantSplit/>
-        </w:trPr>
-        <w:tc>
-          <w:tcPr>
-            <w:tcW w:type="dxa" w:w="600"/>
-            <w:tcBorders>
-              <w:top w:val="single" w:color="BFBFBF" w:sz="4"/>
-              <w:left w:val="single" w:color="BFBFBF" w:sz="4"/>
-              <w:bottom w:val="single" w:color="BFBFBF" w:sz="4"/>
-              <w:right w:val="single" w:color="BFBFBF" w:sz="4"/>
-            </w:tcBorders>
-            <w:tcMar>
-              <w:top w:type="dxa" w:w="60"/>
-              <w:left w:type="dxa" w:w="90"/>
-              <w:bottom w:type="dxa" w:w="60"/>
-              <w:right w:type="dxa" w:w="90"/>
-            </w:tcMar>
-          </w:tcPr>
-          <w:p>
-            <w:pPr>
-              <w:spacing w:after="40"/>
-            </w:pPr>
-            <w:r>
-              <w:rPr>
-                <w:rFonts w:ascii="Calibri" w:cs="Calibri" w:eastAsia="Calibri" w:hAnsi="Calibri"/>
-                <w:b w:val="false"/>
-                <w:bCs w:val="false"/>
-                <w:sz w:val="18"/>
-                <w:szCs w:val="18"/>
-              </w:rPr>
-              <w:t xml:space="preserve">15</w:t>
-            </w:r>
-          </w:p>
-        </w:tc>
-        <w:tc>
-          <w:tcPr>
-            <w:tcW w:type="dxa" w:w="2700"/>
-            <w:tcBorders>
-              <w:top w:val="single" w:color="BFBFBF" w:sz="4"/>
-              <w:left w:val="single" w:color="BFBFBF" w:sz="4"/>
-              <w:bottom w:val="single" w:color="BFBFBF" w:sz="4"/>
-              <w:right w:val="single" w:color="BFBFBF" w:sz="4"/>
-            </w:tcBorders>
-            <w:tcMar>
-              <w:top w:type="dxa" w:w="60"/>
-              <w:left w:type="dxa" w:w="90"/>
-              <w:bottom w:type="dxa" w:w="60"/>
-              <w:right w:type="dxa" w:w="90"/>
-            </w:tcMar>
-          </w:tcPr>
-          <w:p>
-            <w:pPr>
-              <w:spacing w:after="40"/>
-            </w:pPr>
-            <w:r>
-              <w:rPr>
-                <w:rFonts w:ascii="Calibri" w:cs="Calibri" w:eastAsia="Calibri" w:hAnsi="Calibri"/>
-                <w:b w:val="false"/>
-                <w:bCs w:val="false"/>
-                <w:sz w:val="18"/>
-                <w:szCs w:val="18"/>
-              </w:rPr>
-              <w:t xml:space="preserve">Lei Orçamentária de 2026 (notícia da Agência Câmara)</w:t>
-            </w:r>
-          </w:p>
-        </w:tc>
-        <w:tc>
-          <w:tcPr>
-            <w:tcW w:type="dxa" w:w="3726"/>
-            <w:tcBorders>
-              <w:top w:val="single" w:color="BFBFBF" w:sz="4"/>
-              <w:left w:val="single" w:color="BFBFBF" w:sz="4"/>
-              <w:bottom w:val="single" w:color="BFBFBF" w:sz="4"/>
-              <w:right w:val="single" w:color="BFBFBF" w:sz="4"/>
-            </w:tcBorders>
-            <w:tcMar>
-              <w:top w:type="dxa" w:w="60"/>
-              <w:left w:type="dxa" w:w="90"/>
-              <w:bottom w:type="dxa" w:w="60"/>
-              <w:right w:type="dxa" w:w="90"/>
-            </w:tcMar>
-          </w:tcPr>
-          <w:p>
-            <w:pPr>
-              <w:spacing w:after="40"/>
-            </w:pPr>
-            <w:r>
-              <w:rPr>
-                <w:rFonts w:ascii="Calibri" w:cs="Calibri" w:eastAsia="Calibri" w:hAnsi="Calibri"/>
-                <w:b w:val="false"/>
-                <w:bCs w:val="false"/>
-                <w:sz w:val="18"/>
-                <w:szCs w:val="18"/>
-              </w:rPr>
-              <w:t xml:space="preserve">Dotação de R$ 11,47 bi para o Pé-de-Meia no Orçamento de 2026 sancionado.</w:t>
-            </w:r>
-          </w:p>
-        </w:tc>
-        <w:tc>
-          <w:tcPr>
-            <w:tcW w:type="dxa" w:w="2000"/>
-            <w:tcBorders>
-              <w:top w:val="single" w:color="BFBFBF" w:sz="4"/>
-              <w:left w:val="single" w:color="BFBFBF" w:sz="4"/>
-              <w:bottom w:val="single" w:color="BFBFBF" w:sz="4"/>
-              <w:right w:val="single" w:color="BFBFBF" w:sz="4"/>
-            </w:tcBorders>
-            <w:tcMar>
-              <w:top w:type="dxa" w:w="60"/>
-              <w:left w:type="dxa" w:w="90"/>
-              <w:bottom w:type="dxa" w:w="60"/>
-              <w:right w:type="dxa" w:w="90"/>
-            </w:tcMar>
-          </w:tcPr>
-          <w:p>
-            <w:pPr>
-              <w:spacing w:after="40"/>
-            </w:pPr>
-            <w:r>
-              <w:rPr>
-                <w:rFonts w:ascii="Calibri" w:cs="Calibri" w:eastAsia="Calibri" w:hAnsi="Calibri"/>
-                <w:b w:val="false"/>
-                <w:bCs w:val="false"/>
-                <w:sz w:val="18"/>
-                <w:szCs w:val="18"/>
-              </w:rPr>
-              <w:t xml:space="preserve">Agência Câmara [L16]</w:t>
-            </w:r>
-          </w:p>
-        </w:tc>
-      </w:tr>
-      <w:tr>
-        <w:trPr>
-          <w:cantSplit/>
-        </w:trPr>
-        <w:tc>
-          <w:tcPr>
-            <w:tcW w:type="dxa" w:w="600"/>
-            <w:tcBorders>
-              <w:top w:val="single" w:color="BFBFBF" w:sz="4"/>
-              <w:left w:val="single" w:color="BFBFBF" w:sz="4"/>
-              <w:bottom w:val="single" w:color="BFBFBF" w:sz="4"/>
-              <w:right w:val="single" w:color="BFBFBF" w:sz="4"/>
-            </w:tcBorders>
-            <w:shd w:fill="F2F5FA" w:color="auto" w:val="clear"/>
-            <w:tcMar>
-              <w:top w:type="dxa" w:w="60"/>
-              <w:left w:type="dxa" w:w="90"/>
-              <w:bottom w:type="dxa" w:w="60"/>
-              <w:right w:type="dxa" w:w="90"/>
-            </w:tcMar>
-          </w:tcPr>
-          <w:p>
-            <w:pPr>
-              <w:spacing w:after="40"/>
-            </w:pPr>
-            <w:r>
-              <w:rPr>
-                <w:rFonts w:ascii="Calibri" w:cs="Calibri" w:eastAsia="Calibri" w:hAnsi="Calibri"/>
-                <w:b w:val="false"/>
-                <w:bCs w:val="false"/>
-                <w:sz w:val="18"/>
-                <w:szCs w:val="18"/>
-              </w:rPr>
-              <w:t xml:space="preserve">16</w:t>
-            </w:r>
-          </w:p>
-        </w:tc>
-        <w:tc>
-          <w:tcPr>
-            <w:tcW w:type="dxa" w:w="2700"/>
-            <w:tcBorders>
-              <w:top w:val="single" w:color="BFBFBF" w:sz="4"/>
-              <w:left w:val="single" w:color="BFBFBF" w:sz="4"/>
-              <w:bottom w:val="single" w:color="BFBFBF" w:sz="4"/>
-              <w:right w:val="single" w:color="BFBFBF" w:sz="4"/>
-            </w:tcBorders>
-            <w:shd w:fill="F2F5FA" w:color="auto" w:val="clear"/>
-            <w:tcMar>
-              <w:top w:type="dxa" w:w="60"/>
-              <w:left w:type="dxa" w:w="90"/>
-              <w:bottom w:type="dxa" w:w="60"/>
-              <w:right w:type="dxa" w:w="90"/>
-            </w:tcMar>
-          </w:tcPr>
-          <w:p>
-            <w:pPr>
-              <w:spacing w:after="40"/>
-            </w:pPr>
-            <w:r>
-              <w:rPr>
-                <w:rFonts w:ascii="Calibri" w:cs="Calibri" w:eastAsia="Calibri" w:hAnsi="Calibri"/>
-                <w:b w:val="false"/>
-                <w:bCs w:val="false"/>
-                <w:sz w:val="18"/>
-                <w:szCs w:val="18"/>
-              </w:rPr>
-              <w:t xml:space="preserve">Mensagem de veto nº 1.060/2024 (Lei nº 14.968/2024)</w:t>
-            </w:r>
-          </w:p>
-        </w:tc>
-        <w:tc>
-          <w:tcPr>
-            <w:tcW w:type="dxa" w:w="3726"/>
-            <w:tcBorders>
-              <w:top w:val="single" w:color="BFBFBF" w:sz="4"/>
-              <w:left w:val="single" w:color="BFBFBF" w:sz="4"/>
-              <w:bottom w:val="single" w:color="BFBFBF" w:sz="4"/>
-              <w:right w:val="single" w:color="BFBFBF" w:sz="4"/>
-            </w:tcBorders>
-            <w:shd w:fill="F2F5FA" w:color="auto" w:val="clear"/>
-            <w:tcMar>
-              <w:top w:type="dxa" w:w="60"/>
-              <w:left w:type="dxa" w:w="90"/>
-              <w:bottom w:type="dxa" w:w="60"/>
-              <w:right w:type="dxa" w:w="90"/>
-            </w:tcMar>
-          </w:tcPr>
-          <w:p>
-            <w:pPr>
-              <w:spacing w:after="40"/>
-            </w:pPr>
-            <w:r>
-              <w:rPr>
-                <w:rFonts w:ascii="Calibri" w:cs="Calibri" w:eastAsia="Calibri" w:hAnsi="Calibri"/>
-                <w:b w:val="false"/>
-                <w:bCs w:val="false"/>
-                <w:sz w:val="18"/>
-                <w:szCs w:val="18"/>
-              </w:rPr>
-              <w:t xml:space="preserve">Fazenda, Planejamento e AGU recomendaram veto à prorrogação automática até 2073 por contrariar a LDO; o Presidente vetou.</w:t>
-            </w:r>
-          </w:p>
-        </w:tc>
-        <w:tc>
-          <w:tcPr>
-            <w:tcW w:type="dxa" w:w="2000"/>
-            <w:tcBorders>
-              <w:top w:val="single" w:color="BFBFBF" w:sz="4"/>
-              <w:left w:val="single" w:color="BFBFBF" w:sz="4"/>
-              <w:bottom w:val="single" w:color="BFBFBF" w:sz="4"/>
-              <w:right w:val="single" w:color="BFBFBF" w:sz="4"/>
-            </w:tcBorders>
-            <w:shd w:fill="F2F5FA" w:color="auto" w:val="clear"/>
-            <w:tcMar>
-              <w:top w:type="dxa" w:w="60"/>
-              <w:left w:type="dxa" w:w="90"/>
-              <w:bottom w:type="dxa" w:w="60"/>
-              <w:right w:type="dxa" w:w="90"/>
-            </w:tcMar>
-          </w:tcPr>
-          <w:p>
-            <w:pPr>
-              <w:spacing w:after="40"/>
-            </w:pPr>
-            <w:r>
-              <w:rPr>
-                <w:rFonts w:ascii="Calibri" w:cs="Calibri" w:eastAsia="Calibri" w:hAnsi="Calibri"/>
-                <w:b w:val="false"/>
-                <w:bCs w:val="false"/>
-                <w:sz w:val="18"/>
-                <w:szCs w:val="18"/>
-              </w:rPr>
-              <w:t xml:space="preserve">Planalto [L17]</w:t>
-            </w:r>
-          </w:p>
-        </w:tc>
-      </w:tr>
-      <w:tr>
-        <w:trPr>
-          <w:cantSplit/>
-        </w:trPr>
-        <w:tc>
-          <w:tcPr>
-            <w:tcW w:type="dxa" w:w="600"/>
-            <w:tcBorders>
-              <w:top w:val="single" w:color="BFBFBF" w:sz="4"/>
-              <w:left w:val="single" w:color="BFBFBF" w:sz="4"/>
-              <w:bottom w:val="single" w:color="BFBFBF" w:sz="4"/>
-              <w:right w:val="single" w:color="BFBFBF" w:sz="4"/>
-            </w:tcBorders>
-            <w:tcMar>
-              <w:top w:type="dxa" w:w="60"/>
-              <w:left w:type="dxa" w:w="90"/>
-              <w:bottom w:type="dxa" w:w="60"/>
-              <w:right w:type="dxa" w:w="90"/>
-            </w:tcMar>
-          </w:tcPr>
-          <w:p>
-            <w:pPr>
-              <w:spacing w:after="40"/>
-            </w:pPr>
-            <w:r>
-              <w:rPr>
-                <w:rFonts w:ascii="Calibri" w:cs="Calibri" w:eastAsia="Calibri" w:hAnsi="Calibri"/>
-                <w:b w:val="false"/>
-                <w:bCs w:val="false"/>
-                <w:sz w:val="18"/>
-                <w:szCs w:val="18"/>
-              </w:rPr>
-              <w:t xml:space="preserve">17</w:t>
-            </w:r>
-          </w:p>
-        </w:tc>
-        <w:tc>
-          <w:tcPr>
-            <w:tcW w:type="dxa" w:w="2700"/>
-            <w:tcBorders>
-              <w:top w:val="single" w:color="BFBFBF" w:sz="4"/>
-              <w:left w:val="single" w:color="BFBFBF" w:sz="4"/>
-              <w:bottom w:val="single" w:color="BFBFBF" w:sz="4"/>
-              <w:right w:val="single" w:color="BFBFBF" w:sz="4"/>
-            </w:tcBorders>
-            <w:tcMar>
-              <w:top w:type="dxa" w:w="60"/>
-              <w:left w:type="dxa" w:w="90"/>
-              <w:bottom w:type="dxa" w:w="60"/>
-              <w:right w:type="dxa" w:w="90"/>
-            </w:tcMar>
-          </w:tcPr>
-          <w:p>
-            <w:pPr>
-              <w:spacing w:after="40"/>
-            </w:pPr>
-            <w:r>
-              <w:rPr>
-                <w:rFonts w:ascii="Calibri" w:cs="Calibri" w:eastAsia="Calibri" w:hAnsi="Calibri"/>
-                <w:b w:val="false"/>
-                <w:bCs w:val="false"/>
-                <w:sz w:val="18"/>
-                <w:szCs w:val="18"/>
-              </w:rPr>
-              <w:t xml:space="preserve">Lei nº 14.859/2024 (Perse)</w:t>
-            </w:r>
-          </w:p>
-        </w:tc>
-        <w:tc>
-          <w:tcPr>
-            <w:tcW w:type="dxa" w:w="3726"/>
-            <w:tcBorders>
-              <w:top w:val="single" w:color="BFBFBF" w:sz="4"/>
-              <w:left w:val="single" w:color="BFBFBF" w:sz="4"/>
-              <w:bottom w:val="single" w:color="BFBFBF" w:sz="4"/>
-              <w:right w:val="single" w:color="BFBFBF" w:sz="4"/>
-            </w:tcBorders>
-            <w:tcMar>
-              <w:top w:type="dxa" w:w="60"/>
-              <w:left w:type="dxa" w:w="90"/>
-              <w:bottom w:type="dxa" w:w="60"/>
-              <w:right w:type="dxa" w:w="90"/>
-            </w:tcMar>
-          </w:tcPr>
-          <w:p>
-            <w:pPr>
-              <w:spacing w:after="40"/>
-            </w:pPr>
-            <w:r>
-              <w:rPr>
-                <w:rFonts w:ascii="Calibri" w:cs="Calibri" w:eastAsia="Calibri" w:hAnsi="Calibri"/>
-                <w:b w:val="false"/>
-                <w:bCs w:val="false"/>
-                <w:sz w:val="18"/>
-                <w:szCs w:val="18"/>
-              </w:rPr>
-              <w:t xml:space="preserve">Sancionada sem vetos em 22/05/2024; teto de R$ 15 bi para o custo fiscal, após acordo com a Fazenda.</w:t>
-            </w:r>
-          </w:p>
-        </w:tc>
-        <w:tc>
-          <w:tcPr>
-            <w:tcW w:type="dxa" w:w="2000"/>
-            <w:tcBorders>
-              <w:top w:val="single" w:color="BFBFBF" w:sz="4"/>
-              <w:left w:val="single" w:color="BFBFBF" w:sz="4"/>
-              <w:bottom w:val="single" w:color="BFBFBF" w:sz="4"/>
-              <w:right w:val="single" w:color="BFBFBF" w:sz="4"/>
-            </w:tcBorders>
-            <w:tcMar>
-              <w:top w:type="dxa" w:w="60"/>
-              <w:left w:type="dxa" w:w="90"/>
-              <w:bottom w:type="dxa" w:w="60"/>
-              <w:right w:type="dxa" w:w="90"/>
-            </w:tcMar>
-          </w:tcPr>
-          <w:p>
-            <w:pPr>
-              <w:spacing w:after="40"/>
-            </w:pPr>
-            <w:r>
-              <w:rPr>
-                <w:rFonts w:ascii="Calibri" w:cs="Calibri" w:eastAsia="Calibri" w:hAnsi="Calibri"/>
-                <w:b w:val="false"/>
-                <w:bCs w:val="false"/>
-                <w:sz w:val="18"/>
-                <w:szCs w:val="18"/>
-              </w:rPr>
-              <w:t xml:space="preserve">Agência Senado [L18]</w:t>
+              <w:t xml:space="preserve">Agência Câmara [L15]</w:t>
             </w:r>
           </w:p>
         </w:tc>
@@ -3548,7 +3109,7 @@
         </w:rPr>
         <w:t xml:space="preserve">[L1] </w:t>
       </w:r>
-      <w:hyperlink w:history="1" r:id="rIdxhit9ssxtwy4desha2--m">
+      <w:hyperlink w:history="1" r:id="rIdkegp5ra_ycknthiahessx">
         <w:r>
           <w:rPr>
             <w:rStyle w:val="Hyperlink"/>
@@ -3572,7 +3133,7 @@
         </w:rPr>
         <w:t xml:space="preserve">[L2] </w:t>
       </w:r>
-      <w:hyperlink w:history="1" r:id="rIdrk8co8ro8ca6mxljzv8lw">
+      <w:hyperlink w:history="1" r:id="rIdhf5tds6ovj9qidsz334ic">
         <w:r>
           <w:rPr>
             <w:rStyle w:val="Hyperlink"/>
@@ -3596,7 +3157,7 @@
         </w:rPr>
         <w:t xml:space="preserve">[L3] </w:t>
       </w:r>
-      <w:hyperlink w:history="1" r:id="rIdb5hpnhaxnqhz9zagrgulx">
+      <w:hyperlink w:history="1" r:id="rIdqycie6sepebxmztdr89cj">
         <w:r>
           <w:rPr>
             <w:rStyle w:val="Hyperlink"/>
@@ -3641,7 +3202,7 @@
         </w:rPr>
         <w:t xml:space="preserve">[L5] </w:t>
       </w:r>
-      <w:hyperlink w:history="1" r:id="rIdytocgulgd_3tfr5lhd8nj">
+      <w:hyperlink w:history="1" r:id="rIdwo7vzh2clpdezg8xlfvnt">
         <w:r>
           <w:rPr>
             <w:rStyle w:val="Hyperlink"/>
@@ -3665,7 +3226,7 @@
         </w:rPr>
         <w:t xml:space="preserve">[L6] </w:t>
       </w:r>
-      <w:hyperlink w:history="1" r:id="rId8rgnszpn8ac0yf_ehafsc">
+      <w:hyperlink w:history="1" r:id="rId0ks1mbj44sbp3b6nj7rzx">
         <w:r>
           <w:rPr>
             <w:rStyle w:val="Hyperlink"/>
@@ -3689,7 +3250,7 @@
         </w:rPr>
         <w:t xml:space="preserve">[L7] </w:t>
       </w:r>
-      <w:hyperlink w:history="1" r:id="rIdglrblu7ir-cmdhhvuracj">
+      <w:hyperlink w:history="1" r:id="rIdui4_hm_kqm1vywf3ehfc8">
         <w:r>
           <w:rPr>
             <w:rStyle w:val="Hyperlink"/>
@@ -3713,7 +3274,7 @@
         </w:rPr>
         <w:t xml:space="preserve">[L8] </w:t>
       </w:r>
-      <w:hyperlink w:history="1" r:id="rIdpjzq_hzippmkwxpblii9f">
+      <w:hyperlink w:history="1" r:id="rIdnwewmbxry0rec5tma-yuj">
         <w:r>
           <w:rPr>
             <w:rStyle w:val="Hyperlink"/>
@@ -3737,7 +3298,7 @@
         </w:rPr>
         <w:t xml:space="preserve">[L9] </w:t>
       </w:r>
-      <w:hyperlink w:history="1" r:id="rIdbjhk62kd-s1y5g9m9mxg4">
+      <w:hyperlink w:history="1" r:id="rIdndln08txmdi6jee9ie2ru">
         <w:r>
           <w:rPr>
             <w:rStyle w:val="Hyperlink"/>
@@ -3761,7 +3322,7 @@
         </w:rPr>
         <w:t xml:space="preserve">[L10] </w:t>
       </w:r>
-      <w:hyperlink w:history="1" r:id="rId6gj91uwfkbp9yrqbz0c-8">
+      <w:hyperlink w:history="1" r:id="rIdnpdr96j_2nst0h0wg-khy">
         <w:r>
           <w:rPr>
             <w:rStyle w:val="Hyperlink"/>
@@ -3785,7 +3346,7 @@
         </w:rPr>
         <w:t xml:space="preserve">[L11] </w:t>
       </w:r>
-      <w:hyperlink w:history="1" r:id="rIdfx2oc4flwb5ubimubzyth">
+      <w:hyperlink w:history="1" r:id="rIdf8_vxcb7o-e0qsh1ehbwd">
         <w:r>
           <w:rPr>
             <w:rStyle w:val="Hyperlink"/>
@@ -3809,7 +3370,7 @@
         </w:rPr>
         <w:t xml:space="preserve">[L12] </w:t>
       </w:r>
-      <w:hyperlink w:history="1" r:id="rIdxsjkpoqz9hv44urnydb9v">
+      <w:hyperlink w:history="1" r:id="rIde_zsp115gtm9ux7zwhfj5">
         <w:r>
           <w:rPr>
             <w:rStyle w:val="Hyperlink"/>
@@ -3833,31 +3394,7 @@
         </w:rPr>
         <w:t xml:space="preserve">[L13] </w:t>
       </w:r>
-      <w:hyperlink w:history="1" r:id="rIdcju51h6mh121lqgjo1j_a">
-        <w:r>
-          <w:rPr>
-            <w:rStyle w:val="Hyperlink"/>
-            <w:sz w:val="18"/>
-            <w:szCs w:val="18"/>
-          </w:rPr>
-          <w:t xml:space="preserve">https://portal.tcu.gov.br/imprensa/noticias/tribunal-examina-mecanismos-de-gastos-de-fundos-fora-do-orcamento-geral-da-uniao</w:t>
-        </w:r>
-      </w:hyperlink>
-    </w:p>
-    <w:p>
-      <w:pPr>
-        <w:spacing w:after="60"/>
-      </w:pPr>
-      <w:r>
-        <w:rPr>
-          <w:b/>
-          <w:bCs/>
-          <w:sz w:val="18"/>
-          <w:szCs w:val="18"/>
-        </w:rPr>
-        <w:t xml:space="preserve">[L14] </w:t>
-      </w:r>
-      <w:hyperlink w:history="1" r:id="rIdospr_lybowie9q4dn0xtz">
+      <w:hyperlink w:history="1" r:id="rIdlahml11vqzpfiloq9ru-7">
         <w:r>
           <w:rPr>
             <w:rStyle w:val="Hyperlink"/>
@@ -3879,9 +3416,9 @@
           <w:sz w:val="18"/>
           <w:szCs w:val="18"/>
         </w:rPr>
-        <w:t xml:space="preserve">[L15] </w:t>
-      </w:r>
-      <w:hyperlink w:history="1" r:id="rId3usahcdjr_wuyc_lclzgi">
+        <w:t xml:space="preserve">[L14] </w:t>
+      </w:r>
+      <w:hyperlink w:history="1" r:id="rIdrrdzun4vnuwxhevhqxhnc">
         <w:r>
           <w:rPr>
             <w:rStyle w:val="Hyperlink"/>
@@ -3903,9 +3440,9 @@
           <w:sz w:val="18"/>
           <w:szCs w:val="18"/>
         </w:rPr>
-        <w:t xml:space="preserve">[L16] </w:t>
-      </w:r>
-      <w:hyperlink w:history="1" r:id="rIdefxmnwwnvuby3ryht2get">
+        <w:t xml:space="preserve">[L15] </w:t>
+      </w:r>
+      <w:hyperlink w:history="1" r:id="rId62ly2lolssxsbo2o3zt23">
         <w:r>
           <w:rPr>
             <w:rStyle w:val="Hyperlink"/>
@@ -3913,54 +3450,6 @@
             <w:szCs w:val="18"/>
           </w:rPr>
           <w:t xml:space="preserve">https://www.camara.leg.br/noticias/1238564-orcamento-2026-e-sancionado-com-veto-a-r-400-milhoes-em-emendas/</w:t>
-        </w:r>
-      </w:hyperlink>
-    </w:p>
-    <w:p>
-      <w:pPr>
-        <w:spacing w:after="60"/>
-      </w:pPr>
-      <w:r>
-        <w:rPr>
-          <w:b/>
-          <w:bCs/>
-          <w:sz w:val="18"/>
-          <w:szCs w:val="18"/>
-        </w:rPr>
-        <w:t xml:space="preserve">[L17] </w:t>
-      </w:r>
-      <w:hyperlink w:history="1" r:id="rIdzsw4g1khgzjsm8v-0ccgu">
-        <w:r>
-          <w:rPr>
-            <w:rStyle w:val="Hyperlink"/>
-            <w:sz w:val="18"/>
-            <w:szCs w:val="18"/>
-          </w:rPr>
-          <w:t xml:space="preserve">https://www.planalto.gov.br/ccivil_03/_ato2023-2026/2024/msg/vep/vep-1060-24.htm</w:t>
-        </w:r>
-      </w:hyperlink>
-    </w:p>
-    <w:p>
-      <w:pPr>
-        <w:spacing w:after="60"/>
-      </w:pPr>
-      <w:r>
-        <w:rPr>
-          <w:b/>
-          <w:bCs/>
-          <w:sz w:val="18"/>
-          <w:szCs w:val="18"/>
-        </w:rPr>
-        <w:t xml:space="preserve">[L18] </w:t>
-      </w:r>
-      <w:hyperlink w:history="1" r:id="rIdiy6xipvr7fafojv5l0hzh">
-        <w:r>
-          <w:rPr>
-            <w:rStyle w:val="Hyperlink"/>
-            <w:sz w:val="18"/>
-            <w:szCs w:val="18"/>
-          </w:rPr>
-          <w:t xml:space="preserve">https://www12.senado.leg.br/noticias/materias/2024/05/23/lula-sanciona-lei-que-mantem-o-perse-com-limite-de-r-15-bi-ate-2026</w:t>
         </w:r>
       </w:hyperlink>
     </w:p>
@@ -4209,7 +3698,7 @@
                 <w:sz w:val="18"/>
                 <w:szCs w:val="18"/>
               </w:rPr>
-              <w:t xml:space="preserve">Doc. 2, 3, 4</w:t>
+              <w:t xml:space="preserve">Doc. 2, 3</w:t>
             </w:r>
           </w:p>
         </w:tc>
@@ -4241,7 +3730,7 @@
                 <w:sz w:val="18"/>
                 <w:szCs w:val="18"/>
               </w:rPr>
-              <w:t xml:space="preserve">Constatado pelo TCU (cautelar em 2025; indícios no Acórdão 2.261/2026)</w:t>
+              <w:t xml:space="preserve">Constatado pelo TCU em decisão cautelar (2025)</w:t>
             </w:r>
           </w:p>
         </w:tc>
@@ -4273,7 +3762,7 @@
                 <w:sz w:val="18"/>
                 <w:szCs w:val="18"/>
               </w:rPr>
-              <w:t xml:space="preserve">Amparo em leis do Congresso; programa autorizado; incluído no Orçamento de 2026</w:t>
+              <w:t xml:space="preserve">Amparo em leis do Congresso; cautelar revogada; LOA 2026 com R$ 11,47 bi</w:t>
             </w:r>
           </w:p>
         </w:tc>
@@ -4344,7 +3833,7 @@
                 <w:sz w:val="18"/>
                 <w:szCs w:val="18"/>
               </w:rPr>
-              <w:t xml:space="preserve">Doc. 3, 5, 8</w:t>
+              <w:t xml:space="preserve">Doc. 3, 5, 8, 13</w:t>
             </w:r>
           </w:p>
         </w:tc>
@@ -4410,7 +3899,7 @@
                 <w:sz w:val="18"/>
                 <w:szCs w:val="18"/>
               </w:rPr>
-              <w:t xml:space="preserve">PLN 5/2025 enviado e depois retirado; AGU alega cumprimento; LOA 2026 com R$ 11,47 bi</w:t>
+              <w:t xml:space="preserve">PLN 5/2025 enviado e depois retirado; LOA 2026 com R$ 11,47 bi</w:t>
             </w:r>
           </w:p>
         </w:tc>
@@ -4479,7 +3968,7 @@
                 <w:sz w:val="18"/>
                 <w:szCs w:val="18"/>
               </w:rPr>
-              <w:t xml:space="preserve">Doc. 9, 10, 16, 17</w:t>
+              <w:t xml:space="preserve">Doc. 9, 10</w:t>
             </w:r>
           </w:p>
         </w:tc>
@@ -4543,7 +4032,7 @@
                 <w:sz w:val="18"/>
                 <w:szCs w:val="18"/>
               </w:rPr>
-              <w:t xml:space="preserve">Medidas compensatórias em todas; leis de origem parlamentar; veto técnico acolhido na Lei 14.968/2024</w:t>
+              <w:t xml:space="preserve">Medidas compensatórias em todas; leis de origem parlamentar; contas aprovadas</w:t>
             </w:r>
           </w:p>
         </w:tc>
